--- a/outputs/tables/supplementary_qa_prepost.docx
+++ b/outputs/tables/supplementary_qa_prepost.docx
@@ -125,7 +125,7 @@
         <w:gridCol w:w="721"/>
         <w:gridCol w:w="721"/>
         <w:gridCol w:w="721"/>
-        <w:gridCol w:w="671"/>
+        <w:gridCol w:w="651"/>
         <w:gridCol w:w="671"/>
         <w:gridCol w:w="721"/>
         <w:gridCol w:w="721"/>
@@ -140,10 +140,9 @@
       </w:tblGrid>
       <w:tr>
         <w:trPr>
-          <w:trHeight w:val="580" w:hRule="auto"/>
+          <w:trHeight w:val="590" w:hRule="auto"/>
           <w:tblHeader/>
         </w:trPr>
-        header1
         <w:tc>
           <w:tcPr>
             <w:tcBorders>
@@ -163,6 +162,7 @@
           </w:tcPr>
           <w:p>
             <w:pPr>
+              <w:pStyle w:val="Normal"/>
               <w:jc w:val="left"/>
               <w:pBdr>
                 <w:bottom w:val="none" w:sz="0" w:space="0" w:color="000000"/>
@@ -177,6 +177,7 @@
                 <w:i w:val="false"/>
                 <w:b w:val="true"/>
                 <w:u w:val="none"/>
+                <w:strike w:val="false"/>
                 <w:sz w:val="18"/>
                 <w:szCs w:val="18"/>
                 <w:color w:val="000000"/>
@@ -188,6 +189,7 @@
                 <w:i w:val="false"/>
                 <w:b w:val="true"/>
                 <w:u w:val="none"/>
+                <w:strike w:val="false"/>
                 <w:sz w:val="18"/>
                 <w:szCs w:val="18"/>
                 <w:color w:val="000000"/>
@@ -215,6 +217,7 @@
           </w:tcPr>
           <w:p>
             <w:pPr>
+              <w:pStyle w:val="Normal"/>
               <w:jc w:val="center"/>
               <w:pBdr>
                 <w:bottom w:val="none" w:sz="0" w:space="0" w:color="000000"/>
@@ -229,6 +232,7 @@
                 <w:i w:val="false"/>
                 <w:b w:val="true"/>
                 <w:u w:val="none"/>
+                <w:strike w:val="false"/>
                 <w:sz w:val="18"/>
                 <w:szCs w:val="18"/>
                 <w:color w:val="000000"/>
@@ -240,6 +244,7 @@
                 <w:i w:val="false"/>
                 <w:b w:val="true"/>
                 <w:u w:val="none"/>
+                <w:strike w:val="false"/>
                 <w:sz w:val="18"/>
                 <w:szCs w:val="18"/>
                 <w:color w:val="000000"/>
@@ -267,6 +272,7 @@
           </w:tcPr>
           <w:p>
             <w:pPr>
+              <w:pStyle w:val="Normal"/>
               <w:jc w:val="center"/>
               <w:pBdr>
                 <w:bottom w:val="none" w:sz="0" w:space="0" w:color="000000"/>
@@ -281,6 +287,7 @@
                 <w:i w:val="false"/>
                 <w:b w:val="true"/>
                 <w:u w:val="none"/>
+                <w:strike w:val="false"/>
                 <w:sz w:val="18"/>
                 <w:szCs w:val="18"/>
                 <w:color w:val="000000"/>
@@ -292,6 +299,7 @@
                 <w:i w:val="false"/>
                 <w:b w:val="true"/>
                 <w:u w:val="none"/>
+                <w:strike w:val="false"/>
                 <w:sz w:val="18"/>
                 <w:szCs w:val="18"/>
                 <w:color w:val="000000"/>
@@ -319,6 +327,7 @@
           </w:tcPr>
           <w:p>
             <w:pPr>
+              <w:pStyle w:val="Normal"/>
               <w:jc w:val="center"/>
               <w:pBdr>
                 <w:bottom w:val="none" w:sz="0" w:space="0" w:color="000000"/>
@@ -333,6 +342,7 @@
                 <w:i w:val="false"/>
                 <w:b w:val="true"/>
                 <w:u w:val="none"/>
+                <w:strike w:val="false"/>
                 <w:sz w:val="18"/>
                 <w:szCs w:val="18"/>
                 <w:color w:val="000000"/>
@@ -344,6 +354,7 @@
                 <w:i w:val="false"/>
                 <w:b w:val="true"/>
                 <w:u w:val="none"/>
+                <w:strike w:val="false"/>
                 <w:sz w:val="18"/>
                 <w:szCs w:val="18"/>
                 <w:color w:val="000000"/>
@@ -371,6 +382,7 @@
           </w:tcPr>
           <w:p>
             <w:pPr>
+              <w:pStyle w:val="Normal"/>
               <w:jc w:val="center"/>
               <w:pBdr>
                 <w:bottom w:val="none" w:sz="0" w:space="0" w:color="000000"/>
@@ -385,6 +397,7 @@
                 <w:i w:val="false"/>
                 <w:b w:val="true"/>
                 <w:u w:val="none"/>
+                <w:strike w:val="false"/>
                 <w:sz w:val="18"/>
                 <w:szCs w:val="18"/>
                 <w:color w:val="000000"/>
@@ -396,6 +409,7 @@
                 <w:i w:val="false"/>
                 <w:b w:val="true"/>
                 <w:u w:val="none"/>
+                <w:strike w:val="false"/>
                 <w:sz w:val="18"/>
                 <w:szCs w:val="18"/>
                 <w:color w:val="000000"/>
@@ -423,6 +437,7 @@
           </w:tcPr>
           <w:p>
             <w:pPr>
+              <w:pStyle w:val="Normal"/>
               <w:jc w:val="center"/>
               <w:pBdr>
                 <w:bottom w:val="none" w:sz="0" w:space="0" w:color="000000"/>
@@ -437,6 +452,7 @@
                 <w:i w:val="false"/>
                 <w:b w:val="true"/>
                 <w:u w:val="none"/>
+                <w:strike w:val="false"/>
                 <w:sz w:val="18"/>
                 <w:szCs w:val="18"/>
                 <w:color w:val="000000"/>
@@ -448,6 +464,7 @@
                 <w:i w:val="false"/>
                 <w:b w:val="true"/>
                 <w:u w:val="none"/>
+                <w:strike w:val="false"/>
                 <w:sz w:val="18"/>
                 <w:szCs w:val="18"/>
                 <w:color w:val="000000"/>
@@ -475,6 +492,7 @@
           </w:tcPr>
           <w:p>
             <w:pPr>
+              <w:pStyle w:val="Normal"/>
               <w:jc w:val="center"/>
               <w:pBdr>
                 <w:bottom w:val="none" w:sz="0" w:space="0" w:color="000000"/>
@@ -489,6 +507,7 @@
                 <w:i w:val="false"/>
                 <w:b w:val="true"/>
                 <w:u w:val="none"/>
+                <w:strike w:val="false"/>
                 <w:sz w:val="18"/>
                 <w:szCs w:val="18"/>
                 <w:color w:val="000000"/>
@@ -500,6 +519,7 @@
                 <w:i w:val="false"/>
                 <w:b w:val="true"/>
                 <w:u w:val="none"/>
+                <w:strike w:val="false"/>
                 <w:sz w:val="18"/>
                 <w:szCs w:val="18"/>
                 <w:color w:val="000000"/>
@@ -527,6 +547,7 @@
           </w:tcPr>
           <w:p>
             <w:pPr>
+              <w:pStyle w:val="Normal"/>
               <w:jc w:val="center"/>
               <w:pBdr>
                 <w:bottom w:val="none" w:sz="0" w:space="0" w:color="000000"/>
@@ -541,6 +562,7 @@
                 <w:i w:val="false"/>
                 <w:b w:val="true"/>
                 <w:u w:val="none"/>
+                <w:strike w:val="false"/>
                 <w:sz w:val="18"/>
                 <w:szCs w:val="18"/>
                 <w:color w:val="000000"/>
@@ -552,6 +574,7 @@
                 <w:i w:val="false"/>
                 <w:b w:val="true"/>
                 <w:u w:val="none"/>
+                <w:strike w:val="false"/>
                 <w:sz w:val="18"/>
                 <w:szCs w:val="18"/>
                 <w:color w:val="000000"/>
@@ -579,6 +602,7 @@
           </w:tcPr>
           <w:p>
             <w:pPr>
+              <w:pStyle w:val="Normal"/>
               <w:jc w:val="center"/>
               <w:pBdr>
                 <w:bottom w:val="none" w:sz="0" w:space="0" w:color="000000"/>
@@ -593,6 +617,7 @@
                 <w:i w:val="false"/>
                 <w:b w:val="true"/>
                 <w:u w:val="none"/>
+                <w:strike w:val="false"/>
                 <w:sz w:val="18"/>
                 <w:szCs w:val="18"/>
                 <w:color w:val="000000"/>
@@ -604,6 +629,7 @@
                 <w:i w:val="false"/>
                 <w:b w:val="true"/>
                 <w:u w:val="none"/>
+                <w:strike w:val="false"/>
                 <w:sz w:val="18"/>
                 <w:szCs w:val="18"/>
                 <w:color w:val="000000"/>
@@ -631,6 +657,7 @@
           </w:tcPr>
           <w:p>
             <w:pPr>
+              <w:pStyle w:val="Normal"/>
               <w:jc w:val="center"/>
               <w:pBdr>
                 <w:bottom w:val="none" w:sz="0" w:space="0" w:color="000000"/>
@@ -645,6 +672,7 @@
                 <w:i w:val="false"/>
                 <w:b w:val="true"/>
                 <w:u w:val="none"/>
+                <w:strike w:val="false"/>
                 <w:sz w:val="18"/>
                 <w:szCs w:val="18"/>
                 <w:color w:val="000000"/>
@@ -656,6 +684,7 @@
                 <w:i w:val="false"/>
                 <w:b w:val="true"/>
                 <w:u w:val="none"/>
+                <w:strike w:val="false"/>
                 <w:sz w:val="18"/>
                 <w:szCs w:val="18"/>
                 <w:color w:val="000000"/>
@@ -683,6 +712,7 @@
           </w:tcPr>
           <w:p>
             <w:pPr>
+              <w:pStyle w:val="Normal"/>
               <w:jc w:val="center"/>
               <w:pBdr>
                 <w:bottom w:val="none" w:sz="0" w:space="0" w:color="000000"/>
@@ -697,6 +727,7 @@
                 <w:i w:val="false"/>
                 <w:b w:val="true"/>
                 <w:u w:val="none"/>
+                <w:strike w:val="false"/>
                 <w:sz w:val="18"/>
                 <w:szCs w:val="18"/>
                 <w:color w:val="000000"/>
@@ -708,6 +739,7 @@
                 <w:i w:val="false"/>
                 <w:b w:val="true"/>
                 <w:u w:val="none"/>
+                <w:strike w:val="false"/>
                 <w:sz w:val="18"/>
                 <w:szCs w:val="18"/>
                 <w:color w:val="000000"/>
@@ -735,6 +767,7 @@
           </w:tcPr>
           <w:p>
             <w:pPr>
+              <w:pStyle w:val="Normal"/>
               <w:jc w:val="center"/>
               <w:pBdr>
                 <w:bottom w:val="none" w:sz="0" w:space="0" w:color="000000"/>
@@ -749,6 +782,7 @@
                 <w:i w:val="false"/>
                 <w:b w:val="true"/>
                 <w:u w:val="none"/>
+                <w:strike w:val="false"/>
                 <w:sz w:val="18"/>
                 <w:szCs w:val="18"/>
                 <w:color w:val="000000"/>
@@ -760,6 +794,7 @@
                 <w:i w:val="false"/>
                 <w:b w:val="true"/>
                 <w:u w:val="none"/>
+                <w:strike w:val="false"/>
                 <w:sz w:val="18"/>
                 <w:szCs w:val="18"/>
                 <w:color w:val="000000"/>
@@ -787,6 +822,7 @@
           </w:tcPr>
           <w:p>
             <w:pPr>
+              <w:pStyle w:val="Normal"/>
               <w:jc w:val="center"/>
               <w:pBdr>
                 <w:bottom w:val="none" w:sz="0" w:space="0" w:color="000000"/>
@@ -801,6 +837,7 @@
                 <w:i w:val="false"/>
                 <w:b w:val="true"/>
                 <w:u w:val="none"/>
+                <w:strike w:val="false"/>
                 <w:sz w:val="18"/>
                 <w:szCs w:val="18"/>
                 <w:color w:val="000000"/>
@@ -812,6 +849,7 @@
                 <w:i w:val="false"/>
                 <w:b w:val="true"/>
                 <w:u w:val="none"/>
+                <w:strike w:val="false"/>
                 <w:sz w:val="18"/>
                 <w:szCs w:val="18"/>
                 <w:color w:val="000000"/>
@@ -839,6 +877,7 @@
           </w:tcPr>
           <w:p>
             <w:pPr>
+              <w:pStyle w:val="Normal"/>
               <w:jc w:val="center"/>
               <w:pBdr>
                 <w:bottom w:val="none" w:sz="0" w:space="0" w:color="000000"/>
@@ -853,6 +892,7 @@
                 <w:i w:val="false"/>
                 <w:b w:val="true"/>
                 <w:u w:val="none"/>
+                <w:strike w:val="false"/>
                 <w:sz w:val="18"/>
                 <w:szCs w:val="18"/>
                 <w:color w:val="000000"/>
@@ -864,6 +904,7 @@
                 <w:i w:val="false"/>
                 <w:b w:val="true"/>
                 <w:u w:val="none"/>
+                <w:strike w:val="false"/>
                 <w:sz w:val="18"/>
                 <w:szCs w:val="18"/>
                 <w:color w:val="000000"/>
@@ -891,6 +932,7 @@
           </w:tcPr>
           <w:p>
             <w:pPr>
+              <w:pStyle w:val="Normal"/>
               <w:jc w:val="center"/>
               <w:pBdr>
                 <w:bottom w:val="none" w:sz="0" w:space="0" w:color="000000"/>
@@ -905,6 +947,7 @@
                 <w:i w:val="false"/>
                 <w:b w:val="true"/>
                 <w:u w:val="none"/>
+                <w:strike w:val="false"/>
                 <w:sz w:val="18"/>
                 <w:szCs w:val="18"/>
                 <w:color w:val="000000"/>
@@ -916,6 +959,7 @@
                 <w:i w:val="false"/>
                 <w:b w:val="true"/>
                 <w:u w:val="none"/>
+                <w:strike w:val="false"/>
                 <w:sz w:val="18"/>
                 <w:szCs w:val="18"/>
                 <w:color w:val="000000"/>
@@ -943,6 +987,7 @@
           </w:tcPr>
           <w:p>
             <w:pPr>
+              <w:pStyle w:val="Normal"/>
               <w:jc w:val="center"/>
               <w:pBdr>
                 <w:bottom w:val="none" w:sz="0" w:space="0" w:color="000000"/>
@@ -957,6 +1002,7 @@
                 <w:i w:val="false"/>
                 <w:b w:val="true"/>
                 <w:u w:val="none"/>
+                <w:strike w:val="false"/>
                 <w:sz w:val="18"/>
                 <w:szCs w:val="18"/>
                 <w:color w:val="000000"/>
@@ -968,6 +1014,7 @@
                 <w:i w:val="false"/>
                 <w:b w:val="true"/>
                 <w:u w:val="none"/>
+                <w:strike w:val="false"/>
                 <w:sz w:val="18"/>
                 <w:szCs w:val="18"/>
                 <w:color w:val="000000"/>
@@ -979,9 +1026,8 @@
       </w:tr>
       <w:tr>
         <w:trPr>
-          <w:trHeight w:val="544" w:hRule="auto"/>
+          <w:trHeight w:val="560" w:hRule="auto"/>
         </w:trPr>
-        body1
         <w:tc>
           <w:tcPr>
             <w:tcBorders>
@@ -1001,6 +1047,7 @@
           </w:tcPr>
           <w:p>
             <w:pPr>
+              <w:pStyle w:val="Normal"/>
               <w:jc w:val="left"/>
               <w:pBdr>
                 <w:bottom w:val="none" w:sz="0" w:space="0" w:color="000000"/>
@@ -1015,17 +1062,19 @@
                 <w:i w:val="false"/>
                 <w:b w:val="false"/>
                 <w:u w:val="none"/>
-                <w:sz w:val="18"/>
-                <w:szCs w:val="18"/>
-                <w:color w:val="000000"/>
-              </w:rPr>
-            </w:pPr>
-            <w:r>
-              <w:rPr>
-                <w:rFonts w:ascii="Arial" w:hAnsi="Arial" w:eastAsia="Arial" w:cs="Arial"/>
-                <w:i w:val="false"/>
-                <w:b w:val="false"/>
-                <w:u w:val="none"/>
+                <w:strike w:val="false"/>
+                <w:sz w:val="18"/>
+                <w:szCs w:val="18"/>
+                <w:color w:val="000000"/>
+              </w:rPr>
+            </w:pPr>
+            <w:r>
+              <w:rPr>
+                <w:rFonts w:ascii="Arial" w:hAnsi="Arial" w:eastAsia="Arial" w:cs="Arial"/>
+                <w:i w:val="false"/>
+                <w:b w:val="false"/>
+                <w:u w:val="none"/>
+                <w:strike w:val="false"/>
                 <w:sz w:val="18"/>
                 <w:szCs w:val="18"/>
                 <w:color w:val="000000"/>
@@ -1053,31 +1102,34 @@
           </w:tcPr>
           <w:p>
             <w:pPr>
-              <w:jc w:val="center"/>
-              <w:pBdr>
-                <w:bottom w:val="none" w:sz="0" w:space="0" w:color="000000"/>
-                <w:top w:val="none" w:sz="0" w:space="0" w:color="000000"/>
-                <w:left w:val="none" w:sz="0" w:space="0" w:color="000000"/>
-                <w:right w:val="none" w:sz="0" w:space="0" w:color="000000"/>
-              </w:pBdr>
-              <w:spacing w:after="100" w:before="100" w:line="240"/>
-              <w:ind w:left="100" w:right="100" w:firstLine="0" w:firstLineChars="0"/>
-              <w:rPr>
-                <w:rFonts w:ascii="Arial" w:hAnsi="Arial" w:eastAsia="Arial" w:cs="Arial"/>
-                <w:i w:val="false"/>
-                <w:b w:val="false"/>
-                <w:u w:val="none"/>
-                <w:sz w:val="18"/>
-                <w:szCs w:val="18"/>
-                <w:color w:val="000000"/>
-              </w:rPr>
-            </w:pPr>
-            <w:r>
-              <w:rPr>
-                <w:rFonts w:ascii="Arial" w:hAnsi="Arial" w:eastAsia="Arial" w:cs="Arial"/>
-                <w:i w:val="false"/>
-                <w:b w:val="false"/>
-                <w:u w:val="none"/>
+              <w:pStyle w:val="Normal"/>
+              <w:jc w:val="center"/>
+              <w:pBdr>
+                <w:bottom w:val="none" w:sz="0" w:space="0" w:color="000000"/>
+                <w:top w:val="none" w:sz="0" w:space="0" w:color="000000"/>
+                <w:left w:val="none" w:sz="0" w:space="0" w:color="000000"/>
+                <w:right w:val="none" w:sz="0" w:space="0" w:color="000000"/>
+              </w:pBdr>
+              <w:spacing w:after="100" w:before="100" w:line="240"/>
+              <w:ind w:left="100" w:right="100" w:firstLine="0" w:firstLineChars="0"/>
+              <w:rPr>
+                <w:rFonts w:ascii="Arial" w:hAnsi="Arial" w:eastAsia="Arial" w:cs="Arial"/>
+                <w:i w:val="false"/>
+                <w:b w:val="false"/>
+                <w:u w:val="none"/>
+                <w:strike w:val="false"/>
+                <w:sz w:val="18"/>
+                <w:szCs w:val="18"/>
+                <w:color w:val="000000"/>
+              </w:rPr>
+            </w:pPr>
+            <w:r>
+              <w:rPr>
+                <w:rFonts w:ascii="Arial" w:hAnsi="Arial" w:eastAsia="Arial" w:cs="Arial"/>
+                <w:i w:val="false"/>
+                <w:b w:val="false"/>
+                <w:u w:val="none"/>
+                <w:strike w:val="false"/>
                 <w:sz w:val="18"/>
                 <w:szCs w:val="18"/>
                 <w:color w:val="000000"/>
@@ -1105,31 +1157,34 @@
           </w:tcPr>
           <w:p>
             <w:pPr>
-              <w:jc w:val="center"/>
-              <w:pBdr>
-                <w:bottom w:val="none" w:sz="0" w:space="0" w:color="000000"/>
-                <w:top w:val="none" w:sz="0" w:space="0" w:color="000000"/>
-                <w:left w:val="none" w:sz="0" w:space="0" w:color="000000"/>
-                <w:right w:val="none" w:sz="0" w:space="0" w:color="000000"/>
-              </w:pBdr>
-              <w:spacing w:after="100" w:before="100" w:line="240"/>
-              <w:ind w:left="100" w:right="100" w:firstLine="0" w:firstLineChars="0"/>
-              <w:rPr>
-                <w:rFonts w:ascii="Arial" w:hAnsi="Arial" w:eastAsia="Arial" w:cs="Arial"/>
-                <w:i w:val="false"/>
-                <w:b w:val="false"/>
-                <w:u w:val="none"/>
-                <w:sz w:val="18"/>
-                <w:szCs w:val="18"/>
-                <w:color w:val="000000"/>
-              </w:rPr>
-            </w:pPr>
-            <w:r>
-              <w:rPr>
-                <w:rFonts w:ascii="Arial" w:hAnsi="Arial" w:eastAsia="Arial" w:cs="Arial"/>
-                <w:i w:val="false"/>
-                <w:b w:val="false"/>
-                <w:u w:val="none"/>
+              <w:pStyle w:val="Normal"/>
+              <w:jc w:val="center"/>
+              <w:pBdr>
+                <w:bottom w:val="none" w:sz="0" w:space="0" w:color="000000"/>
+                <w:top w:val="none" w:sz="0" w:space="0" w:color="000000"/>
+                <w:left w:val="none" w:sz="0" w:space="0" w:color="000000"/>
+                <w:right w:val="none" w:sz="0" w:space="0" w:color="000000"/>
+              </w:pBdr>
+              <w:spacing w:after="100" w:before="100" w:line="240"/>
+              <w:ind w:left="100" w:right="100" w:firstLine="0" w:firstLineChars="0"/>
+              <w:rPr>
+                <w:rFonts w:ascii="Arial" w:hAnsi="Arial" w:eastAsia="Arial" w:cs="Arial"/>
+                <w:i w:val="false"/>
+                <w:b w:val="false"/>
+                <w:u w:val="none"/>
+                <w:strike w:val="false"/>
+                <w:sz w:val="18"/>
+                <w:szCs w:val="18"/>
+                <w:color w:val="000000"/>
+              </w:rPr>
+            </w:pPr>
+            <w:r>
+              <w:rPr>
+                <w:rFonts w:ascii="Arial" w:hAnsi="Arial" w:eastAsia="Arial" w:cs="Arial"/>
+                <w:i w:val="false"/>
+                <w:b w:val="false"/>
+                <w:u w:val="none"/>
+                <w:strike w:val="false"/>
                 <w:sz w:val="18"/>
                 <w:szCs w:val="18"/>
                 <w:color w:val="000000"/>
@@ -1157,31 +1212,34 @@
           </w:tcPr>
           <w:p>
             <w:pPr>
-              <w:jc w:val="center"/>
-              <w:pBdr>
-                <w:bottom w:val="none" w:sz="0" w:space="0" w:color="000000"/>
-                <w:top w:val="none" w:sz="0" w:space="0" w:color="000000"/>
-                <w:left w:val="none" w:sz="0" w:space="0" w:color="000000"/>
-                <w:right w:val="none" w:sz="0" w:space="0" w:color="000000"/>
-              </w:pBdr>
-              <w:spacing w:after="100" w:before="100" w:line="240"/>
-              <w:ind w:left="100" w:right="100" w:firstLine="0" w:firstLineChars="0"/>
-              <w:rPr>
-                <w:rFonts w:ascii="Arial" w:hAnsi="Arial" w:eastAsia="Arial" w:cs="Arial"/>
-                <w:i w:val="false"/>
-                <w:b w:val="false"/>
-                <w:u w:val="none"/>
-                <w:sz w:val="18"/>
-                <w:szCs w:val="18"/>
-                <w:color w:val="000000"/>
-              </w:rPr>
-            </w:pPr>
-            <w:r>
-              <w:rPr>
-                <w:rFonts w:ascii="Arial" w:hAnsi="Arial" w:eastAsia="Arial" w:cs="Arial"/>
-                <w:i w:val="false"/>
-                <w:b w:val="false"/>
-                <w:u w:val="none"/>
+              <w:pStyle w:val="Normal"/>
+              <w:jc w:val="center"/>
+              <w:pBdr>
+                <w:bottom w:val="none" w:sz="0" w:space="0" w:color="000000"/>
+                <w:top w:val="none" w:sz="0" w:space="0" w:color="000000"/>
+                <w:left w:val="none" w:sz="0" w:space="0" w:color="000000"/>
+                <w:right w:val="none" w:sz="0" w:space="0" w:color="000000"/>
+              </w:pBdr>
+              <w:spacing w:after="100" w:before="100" w:line="240"/>
+              <w:ind w:left="100" w:right="100" w:firstLine="0" w:firstLineChars="0"/>
+              <w:rPr>
+                <w:rFonts w:ascii="Arial" w:hAnsi="Arial" w:eastAsia="Arial" w:cs="Arial"/>
+                <w:i w:val="false"/>
+                <w:b w:val="false"/>
+                <w:u w:val="none"/>
+                <w:strike w:val="false"/>
+                <w:sz w:val="18"/>
+                <w:szCs w:val="18"/>
+                <w:color w:val="000000"/>
+              </w:rPr>
+            </w:pPr>
+            <w:r>
+              <w:rPr>
+                <w:rFonts w:ascii="Arial" w:hAnsi="Arial" w:eastAsia="Arial" w:cs="Arial"/>
+                <w:i w:val="false"/>
+                <w:b w:val="false"/>
+                <w:u w:val="none"/>
+                <w:strike w:val="false"/>
                 <w:sz w:val="18"/>
                 <w:szCs w:val="18"/>
                 <w:color w:val="000000"/>
@@ -1209,31 +1267,34 @@
           </w:tcPr>
           <w:p>
             <w:pPr>
-              <w:jc w:val="center"/>
-              <w:pBdr>
-                <w:bottom w:val="none" w:sz="0" w:space="0" w:color="000000"/>
-                <w:top w:val="none" w:sz="0" w:space="0" w:color="000000"/>
-                <w:left w:val="none" w:sz="0" w:space="0" w:color="000000"/>
-                <w:right w:val="none" w:sz="0" w:space="0" w:color="000000"/>
-              </w:pBdr>
-              <w:spacing w:after="100" w:before="100" w:line="240"/>
-              <w:ind w:left="100" w:right="100" w:firstLine="0" w:firstLineChars="0"/>
-              <w:rPr>
-                <w:rFonts w:ascii="Arial" w:hAnsi="Arial" w:eastAsia="Arial" w:cs="Arial"/>
-                <w:i w:val="false"/>
-                <w:b w:val="false"/>
-                <w:u w:val="none"/>
-                <w:sz w:val="18"/>
-                <w:szCs w:val="18"/>
-                <w:color w:val="000000"/>
-              </w:rPr>
-            </w:pPr>
-            <w:r>
-              <w:rPr>
-                <w:rFonts w:ascii="Arial" w:hAnsi="Arial" w:eastAsia="Arial" w:cs="Arial"/>
-                <w:i w:val="false"/>
-                <w:b w:val="false"/>
-                <w:u w:val="none"/>
+              <w:pStyle w:val="Normal"/>
+              <w:jc w:val="center"/>
+              <w:pBdr>
+                <w:bottom w:val="none" w:sz="0" w:space="0" w:color="000000"/>
+                <w:top w:val="none" w:sz="0" w:space="0" w:color="000000"/>
+                <w:left w:val="none" w:sz="0" w:space="0" w:color="000000"/>
+                <w:right w:val="none" w:sz="0" w:space="0" w:color="000000"/>
+              </w:pBdr>
+              <w:spacing w:after="100" w:before="100" w:line="240"/>
+              <w:ind w:left="100" w:right="100" w:firstLine="0" w:firstLineChars="0"/>
+              <w:rPr>
+                <w:rFonts w:ascii="Arial" w:hAnsi="Arial" w:eastAsia="Arial" w:cs="Arial"/>
+                <w:i w:val="false"/>
+                <w:b w:val="false"/>
+                <w:u w:val="none"/>
+                <w:strike w:val="false"/>
+                <w:sz w:val="18"/>
+                <w:szCs w:val="18"/>
+                <w:color w:val="000000"/>
+              </w:rPr>
+            </w:pPr>
+            <w:r>
+              <w:rPr>
+                <w:rFonts w:ascii="Arial" w:hAnsi="Arial" w:eastAsia="Arial" w:cs="Arial"/>
+                <w:i w:val="false"/>
+                <w:b w:val="false"/>
+                <w:u w:val="none"/>
+                <w:strike w:val="false"/>
                 <w:sz w:val="18"/>
                 <w:szCs w:val="18"/>
                 <w:color w:val="000000"/>
@@ -1261,31 +1322,34 @@
           </w:tcPr>
           <w:p>
             <w:pPr>
-              <w:jc w:val="center"/>
-              <w:pBdr>
-                <w:bottom w:val="none" w:sz="0" w:space="0" w:color="000000"/>
-                <w:top w:val="none" w:sz="0" w:space="0" w:color="000000"/>
-                <w:left w:val="none" w:sz="0" w:space="0" w:color="000000"/>
-                <w:right w:val="none" w:sz="0" w:space="0" w:color="000000"/>
-              </w:pBdr>
-              <w:spacing w:after="100" w:before="100" w:line="240"/>
-              <w:ind w:left="100" w:right="100" w:firstLine="0" w:firstLineChars="0"/>
-              <w:rPr>
-                <w:rFonts w:ascii="Arial" w:hAnsi="Arial" w:eastAsia="Arial" w:cs="Arial"/>
-                <w:i w:val="false"/>
-                <w:b w:val="false"/>
-                <w:u w:val="none"/>
-                <w:sz w:val="18"/>
-                <w:szCs w:val="18"/>
-                <w:color w:val="000000"/>
-              </w:rPr>
-            </w:pPr>
-            <w:r>
-              <w:rPr>
-                <w:rFonts w:ascii="Arial" w:hAnsi="Arial" w:eastAsia="Arial" w:cs="Arial"/>
-                <w:i w:val="false"/>
-                <w:b w:val="false"/>
-                <w:u w:val="none"/>
+              <w:pStyle w:val="Normal"/>
+              <w:jc w:val="center"/>
+              <w:pBdr>
+                <w:bottom w:val="none" w:sz="0" w:space="0" w:color="000000"/>
+                <w:top w:val="none" w:sz="0" w:space="0" w:color="000000"/>
+                <w:left w:val="none" w:sz="0" w:space="0" w:color="000000"/>
+                <w:right w:val="none" w:sz="0" w:space="0" w:color="000000"/>
+              </w:pBdr>
+              <w:spacing w:after="100" w:before="100" w:line="240"/>
+              <w:ind w:left="100" w:right="100" w:firstLine="0" w:firstLineChars="0"/>
+              <w:rPr>
+                <w:rFonts w:ascii="Arial" w:hAnsi="Arial" w:eastAsia="Arial" w:cs="Arial"/>
+                <w:i w:val="false"/>
+                <w:b w:val="false"/>
+                <w:u w:val="none"/>
+                <w:strike w:val="false"/>
+                <w:sz w:val="18"/>
+                <w:szCs w:val="18"/>
+                <w:color w:val="000000"/>
+              </w:rPr>
+            </w:pPr>
+            <w:r>
+              <w:rPr>
+                <w:rFonts w:ascii="Arial" w:hAnsi="Arial" w:eastAsia="Arial" w:cs="Arial"/>
+                <w:i w:val="false"/>
+                <w:b w:val="false"/>
+                <w:u w:val="none"/>
+                <w:strike w:val="false"/>
                 <w:sz w:val="18"/>
                 <w:szCs w:val="18"/>
                 <w:color w:val="000000"/>
@@ -1313,31 +1377,34 @@
           </w:tcPr>
           <w:p>
             <w:pPr>
-              <w:jc w:val="center"/>
-              <w:pBdr>
-                <w:bottom w:val="none" w:sz="0" w:space="0" w:color="000000"/>
-                <w:top w:val="none" w:sz="0" w:space="0" w:color="000000"/>
-                <w:left w:val="none" w:sz="0" w:space="0" w:color="000000"/>
-                <w:right w:val="none" w:sz="0" w:space="0" w:color="000000"/>
-              </w:pBdr>
-              <w:spacing w:after="100" w:before="100" w:line="240"/>
-              <w:ind w:left="100" w:right="100" w:firstLine="0" w:firstLineChars="0"/>
-              <w:rPr>
-                <w:rFonts w:ascii="Arial" w:hAnsi="Arial" w:eastAsia="Arial" w:cs="Arial"/>
-                <w:i w:val="false"/>
-                <w:b w:val="false"/>
-                <w:u w:val="none"/>
-                <w:sz w:val="18"/>
-                <w:szCs w:val="18"/>
-                <w:color w:val="000000"/>
-              </w:rPr>
-            </w:pPr>
-            <w:r>
-              <w:rPr>
-                <w:rFonts w:ascii="Arial" w:hAnsi="Arial" w:eastAsia="Arial" w:cs="Arial"/>
-                <w:i w:val="false"/>
-                <w:b w:val="false"/>
-                <w:u w:val="none"/>
+              <w:pStyle w:val="Normal"/>
+              <w:jc w:val="center"/>
+              <w:pBdr>
+                <w:bottom w:val="none" w:sz="0" w:space="0" w:color="000000"/>
+                <w:top w:val="none" w:sz="0" w:space="0" w:color="000000"/>
+                <w:left w:val="none" w:sz="0" w:space="0" w:color="000000"/>
+                <w:right w:val="none" w:sz="0" w:space="0" w:color="000000"/>
+              </w:pBdr>
+              <w:spacing w:after="100" w:before="100" w:line="240"/>
+              <w:ind w:left="100" w:right="100" w:firstLine="0" w:firstLineChars="0"/>
+              <w:rPr>
+                <w:rFonts w:ascii="Arial" w:hAnsi="Arial" w:eastAsia="Arial" w:cs="Arial"/>
+                <w:i w:val="false"/>
+                <w:b w:val="false"/>
+                <w:u w:val="none"/>
+                <w:strike w:val="false"/>
+                <w:sz w:val="18"/>
+                <w:szCs w:val="18"/>
+                <w:color w:val="000000"/>
+              </w:rPr>
+            </w:pPr>
+            <w:r>
+              <w:rPr>
+                <w:rFonts w:ascii="Arial" w:hAnsi="Arial" w:eastAsia="Arial" w:cs="Arial"/>
+                <w:i w:val="false"/>
+                <w:b w:val="false"/>
+                <w:u w:val="none"/>
+                <w:strike w:val="false"/>
                 <w:sz w:val="18"/>
                 <w:szCs w:val="18"/>
                 <w:color w:val="000000"/>
@@ -1365,31 +1432,34 @@
           </w:tcPr>
           <w:p>
             <w:pPr>
-              <w:jc w:val="center"/>
-              <w:pBdr>
-                <w:bottom w:val="none" w:sz="0" w:space="0" w:color="000000"/>
-                <w:top w:val="none" w:sz="0" w:space="0" w:color="000000"/>
-                <w:left w:val="none" w:sz="0" w:space="0" w:color="000000"/>
-                <w:right w:val="none" w:sz="0" w:space="0" w:color="000000"/>
-              </w:pBdr>
-              <w:spacing w:after="100" w:before="100" w:line="240"/>
-              <w:ind w:left="100" w:right="100" w:firstLine="0" w:firstLineChars="0"/>
-              <w:rPr>
-                <w:rFonts w:ascii="Arial" w:hAnsi="Arial" w:eastAsia="Arial" w:cs="Arial"/>
-                <w:i w:val="false"/>
-                <w:b w:val="false"/>
-                <w:u w:val="none"/>
-                <w:sz w:val="18"/>
-                <w:szCs w:val="18"/>
-                <w:color w:val="000000"/>
-              </w:rPr>
-            </w:pPr>
-            <w:r>
-              <w:rPr>
-                <w:rFonts w:ascii="Arial" w:hAnsi="Arial" w:eastAsia="Arial" w:cs="Arial"/>
-                <w:i w:val="false"/>
-                <w:b w:val="false"/>
-                <w:u w:val="none"/>
+              <w:pStyle w:val="Normal"/>
+              <w:jc w:val="center"/>
+              <w:pBdr>
+                <w:bottom w:val="none" w:sz="0" w:space="0" w:color="000000"/>
+                <w:top w:val="none" w:sz="0" w:space="0" w:color="000000"/>
+                <w:left w:val="none" w:sz="0" w:space="0" w:color="000000"/>
+                <w:right w:val="none" w:sz="0" w:space="0" w:color="000000"/>
+              </w:pBdr>
+              <w:spacing w:after="100" w:before="100" w:line="240"/>
+              <w:ind w:left="100" w:right="100" w:firstLine="0" w:firstLineChars="0"/>
+              <w:rPr>
+                <w:rFonts w:ascii="Arial" w:hAnsi="Arial" w:eastAsia="Arial" w:cs="Arial"/>
+                <w:i w:val="false"/>
+                <w:b w:val="false"/>
+                <w:u w:val="none"/>
+                <w:strike w:val="false"/>
+                <w:sz w:val="18"/>
+                <w:szCs w:val="18"/>
+                <w:color w:val="000000"/>
+              </w:rPr>
+            </w:pPr>
+            <w:r>
+              <w:rPr>
+                <w:rFonts w:ascii="Arial" w:hAnsi="Arial" w:eastAsia="Arial" w:cs="Arial"/>
+                <w:i w:val="false"/>
+                <w:b w:val="false"/>
+                <w:u w:val="none"/>
+                <w:strike w:val="false"/>
                 <w:sz w:val="18"/>
                 <w:szCs w:val="18"/>
                 <w:color w:val="000000"/>
@@ -1417,31 +1487,34 @@
           </w:tcPr>
           <w:p>
             <w:pPr>
-              <w:jc w:val="center"/>
-              <w:pBdr>
-                <w:bottom w:val="none" w:sz="0" w:space="0" w:color="000000"/>
-                <w:top w:val="none" w:sz="0" w:space="0" w:color="000000"/>
-                <w:left w:val="none" w:sz="0" w:space="0" w:color="000000"/>
-                <w:right w:val="none" w:sz="0" w:space="0" w:color="000000"/>
-              </w:pBdr>
-              <w:spacing w:after="100" w:before="100" w:line="240"/>
-              <w:ind w:left="100" w:right="100" w:firstLine="0" w:firstLineChars="0"/>
-              <w:rPr>
-                <w:rFonts w:ascii="Arial" w:hAnsi="Arial" w:eastAsia="Arial" w:cs="Arial"/>
-                <w:i w:val="false"/>
-                <w:b w:val="false"/>
-                <w:u w:val="none"/>
-                <w:sz w:val="18"/>
-                <w:szCs w:val="18"/>
-                <w:color w:val="000000"/>
-              </w:rPr>
-            </w:pPr>
-            <w:r>
-              <w:rPr>
-                <w:rFonts w:ascii="Arial" w:hAnsi="Arial" w:eastAsia="Arial" w:cs="Arial"/>
-                <w:i w:val="false"/>
-                <w:b w:val="false"/>
-                <w:u w:val="none"/>
+              <w:pStyle w:val="Normal"/>
+              <w:jc w:val="center"/>
+              <w:pBdr>
+                <w:bottom w:val="none" w:sz="0" w:space="0" w:color="000000"/>
+                <w:top w:val="none" w:sz="0" w:space="0" w:color="000000"/>
+                <w:left w:val="none" w:sz="0" w:space="0" w:color="000000"/>
+                <w:right w:val="none" w:sz="0" w:space="0" w:color="000000"/>
+              </w:pBdr>
+              <w:spacing w:after="100" w:before="100" w:line="240"/>
+              <w:ind w:left="100" w:right="100" w:firstLine="0" w:firstLineChars="0"/>
+              <w:rPr>
+                <w:rFonts w:ascii="Arial" w:hAnsi="Arial" w:eastAsia="Arial" w:cs="Arial"/>
+                <w:i w:val="false"/>
+                <w:b w:val="false"/>
+                <w:u w:val="none"/>
+                <w:strike w:val="false"/>
+                <w:sz w:val="18"/>
+                <w:szCs w:val="18"/>
+                <w:color w:val="000000"/>
+              </w:rPr>
+            </w:pPr>
+            <w:r>
+              <w:rPr>
+                <w:rFonts w:ascii="Arial" w:hAnsi="Arial" w:eastAsia="Arial" w:cs="Arial"/>
+                <w:i w:val="false"/>
+                <w:b w:val="false"/>
+                <w:u w:val="none"/>
+                <w:strike w:val="false"/>
                 <w:sz w:val="18"/>
                 <w:szCs w:val="18"/>
                 <w:color w:val="000000"/>
@@ -1469,31 +1542,34 @@
           </w:tcPr>
           <w:p>
             <w:pPr>
-              <w:jc w:val="center"/>
-              <w:pBdr>
-                <w:bottom w:val="none" w:sz="0" w:space="0" w:color="000000"/>
-                <w:top w:val="none" w:sz="0" w:space="0" w:color="000000"/>
-                <w:left w:val="none" w:sz="0" w:space="0" w:color="000000"/>
-                <w:right w:val="none" w:sz="0" w:space="0" w:color="000000"/>
-              </w:pBdr>
-              <w:spacing w:after="100" w:before="100" w:line="240"/>
-              <w:ind w:left="100" w:right="100" w:firstLine="0" w:firstLineChars="0"/>
-              <w:rPr>
-                <w:rFonts w:ascii="Arial" w:hAnsi="Arial" w:eastAsia="Arial" w:cs="Arial"/>
-                <w:i w:val="false"/>
-                <w:b w:val="false"/>
-                <w:u w:val="none"/>
-                <w:sz w:val="18"/>
-                <w:szCs w:val="18"/>
-                <w:color w:val="000000"/>
-              </w:rPr>
-            </w:pPr>
-            <w:r>
-              <w:rPr>
-                <w:rFonts w:ascii="Arial" w:hAnsi="Arial" w:eastAsia="Arial" w:cs="Arial"/>
-                <w:i w:val="false"/>
-                <w:b w:val="false"/>
-                <w:u w:val="none"/>
+              <w:pStyle w:val="Normal"/>
+              <w:jc w:val="center"/>
+              <w:pBdr>
+                <w:bottom w:val="none" w:sz="0" w:space="0" w:color="000000"/>
+                <w:top w:val="none" w:sz="0" w:space="0" w:color="000000"/>
+                <w:left w:val="none" w:sz="0" w:space="0" w:color="000000"/>
+                <w:right w:val="none" w:sz="0" w:space="0" w:color="000000"/>
+              </w:pBdr>
+              <w:spacing w:after="100" w:before="100" w:line="240"/>
+              <w:ind w:left="100" w:right="100" w:firstLine="0" w:firstLineChars="0"/>
+              <w:rPr>
+                <w:rFonts w:ascii="Arial" w:hAnsi="Arial" w:eastAsia="Arial" w:cs="Arial"/>
+                <w:i w:val="false"/>
+                <w:b w:val="false"/>
+                <w:u w:val="none"/>
+                <w:strike w:val="false"/>
+                <w:sz w:val="18"/>
+                <w:szCs w:val="18"/>
+                <w:color w:val="000000"/>
+              </w:rPr>
+            </w:pPr>
+            <w:r>
+              <w:rPr>
+                <w:rFonts w:ascii="Arial" w:hAnsi="Arial" w:eastAsia="Arial" w:cs="Arial"/>
+                <w:i w:val="false"/>
+                <w:b w:val="false"/>
+                <w:u w:val="none"/>
+                <w:strike w:val="false"/>
                 <w:sz w:val="18"/>
                 <w:szCs w:val="18"/>
                 <w:color w:val="000000"/>
@@ -1521,31 +1597,34 @@
           </w:tcPr>
           <w:p>
             <w:pPr>
-              <w:jc w:val="center"/>
-              <w:pBdr>
-                <w:bottom w:val="none" w:sz="0" w:space="0" w:color="000000"/>
-                <w:top w:val="none" w:sz="0" w:space="0" w:color="000000"/>
-                <w:left w:val="none" w:sz="0" w:space="0" w:color="000000"/>
-                <w:right w:val="none" w:sz="0" w:space="0" w:color="000000"/>
-              </w:pBdr>
-              <w:spacing w:after="100" w:before="100" w:line="240"/>
-              <w:ind w:left="100" w:right="100" w:firstLine="0" w:firstLineChars="0"/>
-              <w:rPr>
-                <w:rFonts w:ascii="Arial" w:hAnsi="Arial" w:eastAsia="Arial" w:cs="Arial"/>
-                <w:i w:val="false"/>
-                <w:b w:val="false"/>
-                <w:u w:val="none"/>
-                <w:sz w:val="18"/>
-                <w:szCs w:val="18"/>
-                <w:color w:val="000000"/>
-              </w:rPr>
-            </w:pPr>
-            <w:r>
-              <w:rPr>
-                <w:rFonts w:ascii="Arial" w:hAnsi="Arial" w:eastAsia="Arial" w:cs="Arial"/>
-                <w:i w:val="false"/>
-                <w:b w:val="false"/>
-                <w:u w:val="none"/>
+              <w:pStyle w:val="Normal"/>
+              <w:jc w:val="center"/>
+              <w:pBdr>
+                <w:bottom w:val="none" w:sz="0" w:space="0" w:color="000000"/>
+                <w:top w:val="none" w:sz="0" w:space="0" w:color="000000"/>
+                <w:left w:val="none" w:sz="0" w:space="0" w:color="000000"/>
+                <w:right w:val="none" w:sz="0" w:space="0" w:color="000000"/>
+              </w:pBdr>
+              <w:spacing w:after="100" w:before="100" w:line="240"/>
+              <w:ind w:left="100" w:right="100" w:firstLine="0" w:firstLineChars="0"/>
+              <w:rPr>
+                <w:rFonts w:ascii="Arial" w:hAnsi="Arial" w:eastAsia="Arial" w:cs="Arial"/>
+                <w:i w:val="false"/>
+                <w:b w:val="false"/>
+                <w:u w:val="none"/>
+                <w:strike w:val="false"/>
+                <w:sz w:val="18"/>
+                <w:szCs w:val="18"/>
+                <w:color w:val="000000"/>
+              </w:rPr>
+            </w:pPr>
+            <w:r>
+              <w:rPr>
+                <w:rFonts w:ascii="Arial" w:hAnsi="Arial" w:eastAsia="Arial" w:cs="Arial"/>
+                <w:i w:val="false"/>
+                <w:b w:val="false"/>
+                <w:u w:val="none"/>
+                <w:strike w:val="false"/>
                 <w:sz w:val="18"/>
                 <w:szCs w:val="18"/>
                 <w:color w:val="000000"/>
@@ -1573,31 +1652,34 @@
           </w:tcPr>
           <w:p>
             <w:pPr>
-              <w:jc w:val="center"/>
-              <w:pBdr>
-                <w:bottom w:val="none" w:sz="0" w:space="0" w:color="000000"/>
-                <w:top w:val="none" w:sz="0" w:space="0" w:color="000000"/>
-                <w:left w:val="none" w:sz="0" w:space="0" w:color="000000"/>
-                <w:right w:val="none" w:sz="0" w:space="0" w:color="000000"/>
-              </w:pBdr>
-              <w:spacing w:after="100" w:before="100" w:line="240"/>
-              <w:ind w:left="100" w:right="100" w:firstLine="0" w:firstLineChars="0"/>
-              <w:rPr>
-                <w:rFonts w:ascii="Arial" w:hAnsi="Arial" w:eastAsia="Arial" w:cs="Arial"/>
-                <w:i w:val="false"/>
-                <w:b w:val="false"/>
-                <w:u w:val="none"/>
-                <w:sz w:val="18"/>
-                <w:szCs w:val="18"/>
-                <w:color w:val="000000"/>
-              </w:rPr>
-            </w:pPr>
-            <w:r>
-              <w:rPr>
-                <w:rFonts w:ascii="Arial" w:hAnsi="Arial" w:eastAsia="Arial" w:cs="Arial"/>
-                <w:i w:val="false"/>
-                <w:b w:val="false"/>
-                <w:u w:val="none"/>
+              <w:pStyle w:val="Normal"/>
+              <w:jc w:val="center"/>
+              <w:pBdr>
+                <w:bottom w:val="none" w:sz="0" w:space="0" w:color="000000"/>
+                <w:top w:val="none" w:sz="0" w:space="0" w:color="000000"/>
+                <w:left w:val="none" w:sz="0" w:space="0" w:color="000000"/>
+                <w:right w:val="none" w:sz="0" w:space="0" w:color="000000"/>
+              </w:pBdr>
+              <w:spacing w:after="100" w:before="100" w:line="240"/>
+              <w:ind w:left="100" w:right="100" w:firstLine="0" w:firstLineChars="0"/>
+              <w:rPr>
+                <w:rFonts w:ascii="Arial" w:hAnsi="Arial" w:eastAsia="Arial" w:cs="Arial"/>
+                <w:i w:val="false"/>
+                <w:b w:val="false"/>
+                <w:u w:val="none"/>
+                <w:strike w:val="false"/>
+                <w:sz w:val="18"/>
+                <w:szCs w:val="18"/>
+                <w:color w:val="000000"/>
+              </w:rPr>
+            </w:pPr>
+            <w:r>
+              <w:rPr>
+                <w:rFonts w:ascii="Arial" w:hAnsi="Arial" w:eastAsia="Arial" w:cs="Arial"/>
+                <w:i w:val="false"/>
+                <w:b w:val="false"/>
+                <w:u w:val="none"/>
+                <w:strike w:val="false"/>
                 <w:sz w:val="18"/>
                 <w:szCs w:val="18"/>
                 <w:color w:val="000000"/>
@@ -1625,31 +1707,34 @@
           </w:tcPr>
           <w:p>
             <w:pPr>
-              <w:jc w:val="center"/>
-              <w:pBdr>
-                <w:bottom w:val="none" w:sz="0" w:space="0" w:color="000000"/>
-                <w:top w:val="none" w:sz="0" w:space="0" w:color="000000"/>
-                <w:left w:val="none" w:sz="0" w:space="0" w:color="000000"/>
-                <w:right w:val="none" w:sz="0" w:space="0" w:color="000000"/>
-              </w:pBdr>
-              <w:spacing w:after="100" w:before="100" w:line="240"/>
-              <w:ind w:left="100" w:right="100" w:firstLine="0" w:firstLineChars="0"/>
-              <w:rPr>
-                <w:rFonts w:ascii="Arial" w:hAnsi="Arial" w:eastAsia="Arial" w:cs="Arial"/>
-                <w:i w:val="false"/>
-                <w:b w:val="false"/>
-                <w:u w:val="none"/>
-                <w:sz w:val="18"/>
-                <w:szCs w:val="18"/>
-                <w:color w:val="000000"/>
-              </w:rPr>
-            </w:pPr>
-            <w:r>
-              <w:rPr>
-                <w:rFonts w:ascii="Arial" w:hAnsi="Arial" w:eastAsia="Arial" w:cs="Arial"/>
-                <w:i w:val="false"/>
-                <w:b w:val="false"/>
-                <w:u w:val="none"/>
+              <w:pStyle w:val="Normal"/>
+              <w:jc w:val="center"/>
+              <w:pBdr>
+                <w:bottom w:val="none" w:sz="0" w:space="0" w:color="000000"/>
+                <w:top w:val="none" w:sz="0" w:space="0" w:color="000000"/>
+                <w:left w:val="none" w:sz="0" w:space="0" w:color="000000"/>
+                <w:right w:val="none" w:sz="0" w:space="0" w:color="000000"/>
+              </w:pBdr>
+              <w:spacing w:after="100" w:before="100" w:line="240"/>
+              <w:ind w:left="100" w:right="100" w:firstLine="0" w:firstLineChars="0"/>
+              <w:rPr>
+                <w:rFonts w:ascii="Arial" w:hAnsi="Arial" w:eastAsia="Arial" w:cs="Arial"/>
+                <w:i w:val="false"/>
+                <w:b w:val="false"/>
+                <w:u w:val="none"/>
+                <w:strike w:val="false"/>
+                <w:sz w:val="18"/>
+                <w:szCs w:val="18"/>
+                <w:color w:val="000000"/>
+              </w:rPr>
+            </w:pPr>
+            <w:r>
+              <w:rPr>
+                <w:rFonts w:ascii="Arial" w:hAnsi="Arial" w:eastAsia="Arial" w:cs="Arial"/>
+                <w:i w:val="false"/>
+                <w:b w:val="false"/>
+                <w:u w:val="none"/>
+                <w:strike w:val="false"/>
                 <w:sz w:val="18"/>
                 <w:szCs w:val="18"/>
                 <w:color w:val="000000"/>
@@ -1677,31 +1762,34 @@
           </w:tcPr>
           <w:p>
             <w:pPr>
-              <w:jc w:val="center"/>
-              <w:pBdr>
-                <w:bottom w:val="none" w:sz="0" w:space="0" w:color="000000"/>
-                <w:top w:val="none" w:sz="0" w:space="0" w:color="000000"/>
-                <w:left w:val="none" w:sz="0" w:space="0" w:color="000000"/>
-                <w:right w:val="none" w:sz="0" w:space="0" w:color="000000"/>
-              </w:pBdr>
-              <w:spacing w:after="100" w:before="100" w:line="240"/>
-              <w:ind w:left="100" w:right="100" w:firstLine="0" w:firstLineChars="0"/>
-              <w:rPr>
-                <w:rFonts w:ascii="Arial" w:hAnsi="Arial" w:eastAsia="Arial" w:cs="Arial"/>
-                <w:i w:val="false"/>
-                <w:b w:val="false"/>
-                <w:u w:val="none"/>
-                <w:sz w:val="18"/>
-                <w:szCs w:val="18"/>
-                <w:color w:val="000000"/>
-              </w:rPr>
-            </w:pPr>
-            <w:r>
-              <w:rPr>
-                <w:rFonts w:ascii="Arial" w:hAnsi="Arial" w:eastAsia="Arial" w:cs="Arial"/>
-                <w:i w:val="false"/>
-                <w:b w:val="false"/>
-                <w:u w:val="none"/>
+              <w:pStyle w:val="Normal"/>
+              <w:jc w:val="center"/>
+              <w:pBdr>
+                <w:bottom w:val="none" w:sz="0" w:space="0" w:color="000000"/>
+                <w:top w:val="none" w:sz="0" w:space="0" w:color="000000"/>
+                <w:left w:val="none" w:sz="0" w:space="0" w:color="000000"/>
+                <w:right w:val="none" w:sz="0" w:space="0" w:color="000000"/>
+              </w:pBdr>
+              <w:spacing w:after="100" w:before="100" w:line="240"/>
+              <w:ind w:left="100" w:right="100" w:firstLine="0" w:firstLineChars="0"/>
+              <w:rPr>
+                <w:rFonts w:ascii="Arial" w:hAnsi="Arial" w:eastAsia="Arial" w:cs="Arial"/>
+                <w:i w:val="false"/>
+                <w:b w:val="false"/>
+                <w:u w:val="none"/>
+                <w:strike w:val="false"/>
+                <w:sz w:val="18"/>
+                <w:szCs w:val="18"/>
+                <w:color w:val="000000"/>
+              </w:rPr>
+            </w:pPr>
+            <w:r>
+              <w:rPr>
+                <w:rFonts w:ascii="Arial" w:hAnsi="Arial" w:eastAsia="Arial" w:cs="Arial"/>
+                <w:i w:val="false"/>
+                <w:b w:val="false"/>
+                <w:u w:val="none"/>
+                <w:strike w:val="false"/>
                 <w:sz w:val="18"/>
                 <w:szCs w:val="18"/>
                 <w:color w:val="000000"/>
@@ -1729,31 +1817,34 @@
           </w:tcPr>
           <w:p>
             <w:pPr>
-              <w:jc w:val="center"/>
-              <w:pBdr>
-                <w:bottom w:val="none" w:sz="0" w:space="0" w:color="000000"/>
-                <w:top w:val="none" w:sz="0" w:space="0" w:color="000000"/>
-                <w:left w:val="none" w:sz="0" w:space="0" w:color="000000"/>
-                <w:right w:val="none" w:sz="0" w:space="0" w:color="000000"/>
-              </w:pBdr>
-              <w:spacing w:after="100" w:before="100" w:line="240"/>
-              <w:ind w:left="100" w:right="100" w:firstLine="0" w:firstLineChars="0"/>
-              <w:rPr>
-                <w:rFonts w:ascii="Arial" w:hAnsi="Arial" w:eastAsia="Arial" w:cs="Arial"/>
-                <w:i w:val="false"/>
-                <w:b w:val="false"/>
-                <w:u w:val="none"/>
-                <w:sz w:val="18"/>
-                <w:szCs w:val="18"/>
-                <w:color w:val="000000"/>
-              </w:rPr>
-            </w:pPr>
-            <w:r>
-              <w:rPr>
-                <w:rFonts w:ascii="Arial" w:hAnsi="Arial" w:eastAsia="Arial" w:cs="Arial"/>
-                <w:i w:val="false"/>
-                <w:b w:val="false"/>
-                <w:u w:val="none"/>
+              <w:pStyle w:val="Normal"/>
+              <w:jc w:val="center"/>
+              <w:pBdr>
+                <w:bottom w:val="none" w:sz="0" w:space="0" w:color="000000"/>
+                <w:top w:val="none" w:sz="0" w:space="0" w:color="000000"/>
+                <w:left w:val="none" w:sz="0" w:space="0" w:color="000000"/>
+                <w:right w:val="none" w:sz="0" w:space="0" w:color="000000"/>
+              </w:pBdr>
+              <w:spacing w:after="100" w:before="100" w:line="240"/>
+              <w:ind w:left="100" w:right="100" w:firstLine="0" w:firstLineChars="0"/>
+              <w:rPr>
+                <w:rFonts w:ascii="Arial" w:hAnsi="Arial" w:eastAsia="Arial" w:cs="Arial"/>
+                <w:i w:val="false"/>
+                <w:b w:val="false"/>
+                <w:u w:val="none"/>
+                <w:strike w:val="false"/>
+                <w:sz w:val="18"/>
+                <w:szCs w:val="18"/>
+                <w:color w:val="000000"/>
+              </w:rPr>
+            </w:pPr>
+            <w:r>
+              <w:rPr>
+                <w:rFonts w:ascii="Arial" w:hAnsi="Arial" w:eastAsia="Arial" w:cs="Arial"/>
+                <w:i w:val="false"/>
+                <w:b w:val="false"/>
+                <w:u w:val="none"/>
+                <w:strike w:val="false"/>
                 <w:sz w:val="18"/>
                 <w:szCs w:val="18"/>
                 <w:color w:val="000000"/>
@@ -1781,31 +1872,34 @@
           </w:tcPr>
           <w:p>
             <w:pPr>
-              <w:jc w:val="center"/>
-              <w:pBdr>
-                <w:bottom w:val="none" w:sz="0" w:space="0" w:color="000000"/>
-                <w:top w:val="none" w:sz="0" w:space="0" w:color="000000"/>
-                <w:left w:val="none" w:sz="0" w:space="0" w:color="000000"/>
-                <w:right w:val="none" w:sz="0" w:space="0" w:color="000000"/>
-              </w:pBdr>
-              <w:spacing w:after="100" w:before="100" w:line="240"/>
-              <w:ind w:left="100" w:right="100" w:firstLine="0" w:firstLineChars="0"/>
-              <w:rPr>
-                <w:rFonts w:ascii="Arial" w:hAnsi="Arial" w:eastAsia="Arial" w:cs="Arial"/>
-                <w:i w:val="false"/>
-                <w:b w:val="false"/>
-                <w:u w:val="none"/>
-                <w:sz w:val="18"/>
-                <w:szCs w:val="18"/>
-                <w:color w:val="000000"/>
-              </w:rPr>
-            </w:pPr>
-            <w:r>
-              <w:rPr>
-                <w:rFonts w:ascii="Arial" w:hAnsi="Arial" w:eastAsia="Arial" w:cs="Arial"/>
-                <w:i w:val="false"/>
-                <w:b w:val="false"/>
-                <w:u w:val="none"/>
+              <w:pStyle w:val="Normal"/>
+              <w:jc w:val="center"/>
+              <w:pBdr>
+                <w:bottom w:val="none" w:sz="0" w:space="0" w:color="000000"/>
+                <w:top w:val="none" w:sz="0" w:space="0" w:color="000000"/>
+                <w:left w:val="none" w:sz="0" w:space="0" w:color="000000"/>
+                <w:right w:val="none" w:sz="0" w:space="0" w:color="000000"/>
+              </w:pBdr>
+              <w:spacing w:after="100" w:before="100" w:line="240"/>
+              <w:ind w:left="100" w:right="100" w:firstLine="0" w:firstLineChars="0"/>
+              <w:rPr>
+                <w:rFonts w:ascii="Arial" w:hAnsi="Arial" w:eastAsia="Arial" w:cs="Arial"/>
+                <w:i w:val="false"/>
+                <w:b w:val="false"/>
+                <w:u w:val="none"/>
+                <w:strike w:val="false"/>
+                <w:sz w:val="18"/>
+                <w:szCs w:val="18"/>
+                <w:color w:val="000000"/>
+              </w:rPr>
+            </w:pPr>
+            <w:r>
+              <w:rPr>
+                <w:rFonts w:ascii="Arial" w:hAnsi="Arial" w:eastAsia="Arial" w:cs="Arial"/>
+                <w:i w:val="false"/>
+                <w:b w:val="false"/>
+                <w:u w:val="none"/>
+                <w:strike w:val="false"/>
                 <w:sz w:val="18"/>
                 <w:szCs w:val="18"/>
                 <w:color w:val="000000"/>
@@ -1817,9 +1911,8 @@
       </w:tr>
       <w:tr>
         <w:trPr>
-          <w:trHeight w:val="544" w:hRule="auto"/>
+          <w:trHeight w:val="560" w:hRule="auto"/>
         </w:trPr>
-        body2
         <w:tc>
           <w:tcPr>
             <w:tcBorders>
@@ -1839,6 +1932,7 @@
           </w:tcPr>
           <w:p>
             <w:pPr>
+              <w:pStyle w:val="Normal"/>
               <w:jc w:val="left"/>
               <w:pBdr>
                 <w:bottom w:val="none" w:sz="0" w:space="0" w:color="000000"/>
@@ -1853,17 +1947,19 @@
                 <w:i w:val="false"/>
                 <w:b w:val="false"/>
                 <w:u w:val="none"/>
-                <w:sz w:val="18"/>
-                <w:szCs w:val="18"/>
-                <w:color w:val="000000"/>
-              </w:rPr>
-            </w:pPr>
-            <w:r>
-              <w:rPr>
-                <w:rFonts w:ascii="Arial" w:hAnsi="Arial" w:eastAsia="Arial" w:cs="Arial"/>
-                <w:i w:val="false"/>
-                <w:b w:val="false"/>
-                <w:u w:val="none"/>
+                <w:strike w:val="false"/>
+                <w:sz w:val="18"/>
+                <w:szCs w:val="18"/>
+                <w:color w:val="000000"/>
+              </w:rPr>
+            </w:pPr>
+            <w:r>
+              <w:rPr>
+                <w:rFonts w:ascii="Arial" w:hAnsi="Arial" w:eastAsia="Arial" w:cs="Arial"/>
+                <w:i w:val="false"/>
+                <w:b w:val="false"/>
+                <w:u w:val="none"/>
+                <w:strike w:val="false"/>
                 <w:sz w:val="18"/>
                 <w:szCs w:val="18"/>
                 <w:color w:val="000000"/>
@@ -1891,31 +1987,34 @@
           </w:tcPr>
           <w:p>
             <w:pPr>
-              <w:jc w:val="center"/>
-              <w:pBdr>
-                <w:bottom w:val="none" w:sz="0" w:space="0" w:color="000000"/>
-                <w:top w:val="none" w:sz="0" w:space="0" w:color="000000"/>
-                <w:left w:val="none" w:sz="0" w:space="0" w:color="000000"/>
-                <w:right w:val="none" w:sz="0" w:space="0" w:color="000000"/>
-              </w:pBdr>
-              <w:spacing w:after="100" w:before="100" w:line="240"/>
-              <w:ind w:left="100" w:right="100" w:firstLine="0" w:firstLineChars="0"/>
-              <w:rPr>
-                <w:rFonts w:ascii="Arial" w:hAnsi="Arial" w:eastAsia="Arial" w:cs="Arial"/>
-                <w:i w:val="false"/>
-                <w:b w:val="false"/>
-                <w:u w:val="none"/>
-                <w:sz w:val="18"/>
-                <w:szCs w:val="18"/>
-                <w:color w:val="000000"/>
-              </w:rPr>
-            </w:pPr>
-            <w:r>
-              <w:rPr>
-                <w:rFonts w:ascii="Arial" w:hAnsi="Arial" w:eastAsia="Arial" w:cs="Arial"/>
-                <w:i w:val="false"/>
-                <w:b w:val="false"/>
-                <w:u w:val="none"/>
+              <w:pStyle w:val="Normal"/>
+              <w:jc w:val="center"/>
+              <w:pBdr>
+                <w:bottom w:val="none" w:sz="0" w:space="0" w:color="000000"/>
+                <w:top w:val="none" w:sz="0" w:space="0" w:color="000000"/>
+                <w:left w:val="none" w:sz="0" w:space="0" w:color="000000"/>
+                <w:right w:val="none" w:sz="0" w:space="0" w:color="000000"/>
+              </w:pBdr>
+              <w:spacing w:after="100" w:before="100" w:line="240"/>
+              <w:ind w:left="100" w:right="100" w:firstLine="0" w:firstLineChars="0"/>
+              <w:rPr>
+                <w:rFonts w:ascii="Arial" w:hAnsi="Arial" w:eastAsia="Arial" w:cs="Arial"/>
+                <w:i w:val="false"/>
+                <w:b w:val="false"/>
+                <w:u w:val="none"/>
+                <w:strike w:val="false"/>
+                <w:sz w:val="18"/>
+                <w:szCs w:val="18"/>
+                <w:color w:val="000000"/>
+              </w:rPr>
+            </w:pPr>
+            <w:r>
+              <w:rPr>
+                <w:rFonts w:ascii="Arial" w:hAnsi="Arial" w:eastAsia="Arial" w:cs="Arial"/>
+                <w:i w:val="false"/>
+                <w:b w:val="false"/>
+                <w:u w:val="none"/>
+                <w:strike w:val="false"/>
                 <w:sz w:val="18"/>
                 <w:szCs w:val="18"/>
                 <w:color w:val="000000"/>
@@ -1943,31 +2042,34 @@
           </w:tcPr>
           <w:p>
             <w:pPr>
-              <w:jc w:val="center"/>
-              <w:pBdr>
-                <w:bottom w:val="none" w:sz="0" w:space="0" w:color="000000"/>
-                <w:top w:val="none" w:sz="0" w:space="0" w:color="000000"/>
-                <w:left w:val="none" w:sz="0" w:space="0" w:color="000000"/>
-                <w:right w:val="none" w:sz="0" w:space="0" w:color="000000"/>
-              </w:pBdr>
-              <w:spacing w:after="100" w:before="100" w:line="240"/>
-              <w:ind w:left="100" w:right="100" w:firstLine="0" w:firstLineChars="0"/>
-              <w:rPr>
-                <w:rFonts w:ascii="Arial" w:hAnsi="Arial" w:eastAsia="Arial" w:cs="Arial"/>
-                <w:i w:val="false"/>
-                <w:b w:val="false"/>
-                <w:u w:val="none"/>
-                <w:sz w:val="18"/>
-                <w:szCs w:val="18"/>
-                <w:color w:val="000000"/>
-              </w:rPr>
-            </w:pPr>
-            <w:r>
-              <w:rPr>
-                <w:rFonts w:ascii="Arial" w:hAnsi="Arial" w:eastAsia="Arial" w:cs="Arial"/>
-                <w:i w:val="false"/>
-                <w:b w:val="false"/>
-                <w:u w:val="none"/>
+              <w:pStyle w:val="Normal"/>
+              <w:jc w:val="center"/>
+              <w:pBdr>
+                <w:bottom w:val="none" w:sz="0" w:space="0" w:color="000000"/>
+                <w:top w:val="none" w:sz="0" w:space="0" w:color="000000"/>
+                <w:left w:val="none" w:sz="0" w:space="0" w:color="000000"/>
+                <w:right w:val="none" w:sz="0" w:space="0" w:color="000000"/>
+              </w:pBdr>
+              <w:spacing w:after="100" w:before="100" w:line="240"/>
+              <w:ind w:left="100" w:right="100" w:firstLine="0" w:firstLineChars="0"/>
+              <w:rPr>
+                <w:rFonts w:ascii="Arial" w:hAnsi="Arial" w:eastAsia="Arial" w:cs="Arial"/>
+                <w:i w:val="false"/>
+                <w:b w:val="false"/>
+                <w:u w:val="none"/>
+                <w:strike w:val="false"/>
+                <w:sz w:val="18"/>
+                <w:szCs w:val="18"/>
+                <w:color w:val="000000"/>
+              </w:rPr>
+            </w:pPr>
+            <w:r>
+              <w:rPr>
+                <w:rFonts w:ascii="Arial" w:hAnsi="Arial" w:eastAsia="Arial" w:cs="Arial"/>
+                <w:i w:val="false"/>
+                <w:b w:val="false"/>
+                <w:u w:val="none"/>
+                <w:strike w:val="false"/>
                 <w:sz w:val="18"/>
                 <w:szCs w:val="18"/>
                 <w:color w:val="000000"/>
@@ -1995,31 +2097,34 @@
           </w:tcPr>
           <w:p>
             <w:pPr>
-              <w:jc w:val="center"/>
-              <w:pBdr>
-                <w:bottom w:val="none" w:sz="0" w:space="0" w:color="000000"/>
-                <w:top w:val="none" w:sz="0" w:space="0" w:color="000000"/>
-                <w:left w:val="none" w:sz="0" w:space="0" w:color="000000"/>
-                <w:right w:val="none" w:sz="0" w:space="0" w:color="000000"/>
-              </w:pBdr>
-              <w:spacing w:after="100" w:before="100" w:line="240"/>
-              <w:ind w:left="100" w:right="100" w:firstLine="0" w:firstLineChars="0"/>
-              <w:rPr>
-                <w:rFonts w:ascii="Arial" w:hAnsi="Arial" w:eastAsia="Arial" w:cs="Arial"/>
-                <w:i w:val="false"/>
-                <w:b w:val="false"/>
-                <w:u w:val="none"/>
-                <w:sz w:val="18"/>
-                <w:szCs w:val="18"/>
-                <w:color w:val="000000"/>
-              </w:rPr>
-            </w:pPr>
-            <w:r>
-              <w:rPr>
-                <w:rFonts w:ascii="Arial" w:hAnsi="Arial" w:eastAsia="Arial" w:cs="Arial"/>
-                <w:i w:val="false"/>
-                <w:b w:val="false"/>
-                <w:u w:val="none"/>
+              <w:pStyle w:val="Normal"/>
+              <w:jc w:val="center"/>
+              <w:pBdr>
+                <w:bottom w:val="none" w:sz="0" w:space="0" w:color="000000"/>
+                <w:top w:val="none" w:sz="0" w:space="0" w:color="000000"/>
+                <w:left w:val="none" w:sz="0" w:space="0" w:color="000000"/>
+                <w:right w:val="none" w:sz="0" w:space="0" w:color="000000"/>
+              </w:pBdr>
+              <w:spacing w:after="100" w:before="100" w:line="240"/>
+              <w:ind w:left="100" w:right="100" w:firstLine="0" w:firstLineChars="0"/>
+              <w:rPr>
+                <w:rFonts w:ascii="Arial" w:hAnsi="Arial" w:eastAsia="Arial" w:cs="Arial"/>
+                <w:i w:val="false"/>
+                <w:b w:val="false"/>
+                <w:u w:val="none"/>
+                <w:strike w:val="false"/>
+                <w:sz w:val="18"/>
+                <w:szCs w:val="18"/>
+                <w:color w:val="000000"/>
+              </w:rPr>
+            </w:pPr>
+            <w:r>
+              <w:rPr>
+                <w:rFonts w:ascii="Arial" w:hAnsi="Arial" w:eastAsia="Arial" w:cs="Arial"/>
+                <w:i w:val="false"/>
+                <w:b w:val="false"/>
+                <w:u w:val="none"/>
+                <w:strike w:val="false"/>
                 <w:sz w:val="18"/>
                 <w:szCs w:val="18"/>
                 <w:color w:val="000000"/>
@@ -2047,31 +2152,34 @@
           </w:tcPr>
           <w:p>
             <w:pPr>
-              <w:jc w:val="center"/>
-              <w:pBdr>
-                <w:bottom w:val="none" w:sz="0" w:space="0" w:color="000000"/>
-                <w:top w:val="none" w:sz="0" w:space="0" w:color="000000"/>
-                <w:left w:val="none" w:sz="0" w:space="0" w:color="000000"/>
-                <w:right w:val="none" w:sz="0" w:space="0" w:color="000000"/>
-              </w:pBdr>
-              <w:spacing w:after="100" w:before="100" w:line="240"/>
-              <w:ind w:left="100" w:right="100" w:firstLine="0" w:firstLineChars="0"/>
-              <w:rPr>
-                <w:rFonts w:ascii="Arial" w:hAnsi="Arial" w:eastAsia="Arial" w:cs="Arial"/>
-                <w:i w:val="false"/>
-                <w:b w:val="false"/>
-                <w:u w:val="none"/>
-                <w:sz w:val="18"/>
-                <w:szCs w:val="18"/>
-                <w:color w:val="000000"/>
-              </w:rPr>
-            </w:pPr>
-            <w:r>
-              <w:rPr>
-                <w:rFonts w:ascii="Arial" w:hAnsi="Arial" w:eastAsia="Arial" w:cs="Arial"/>
-                <w:i w:val="false"/>
-                <w:b w:val="false"/>
-                <w:u w:val="none"/>
+              <w:pStyle w:val="Normal"/>
+              <w:jc w:val="center"/>
+              <w:pBdr>
+                <w:bottom w:val="none" w:sz="0" w:space="0" w:color="000000"/>
+                <w:top w:val="none" w:sz="0" w:space="0" w:color="000000"/>
+                <w:left w:val="none" w:sz="0" w:space="0" w:color="000000"/>
+                <w:right w:val="none" w:sz="0" w:space="0" w:color="000000"/>
+              </w:pBdr>
+              <w:spacing w:after="100" w:before="100" w:line="240"/>
+              <w:ind w:left="100" w:right="100" w:firstLine="0" w:firstLineChars="0"/>
+              <w:rPr>
+                <w:rFonts w:ascii="Arial" w:hAnsi="Arial" w:eastAsia="Arial" w:cs="Arial"/>
+                <w:i w:val="false"/>
+                <w:b w:val="false"/>
+                <w:u w:val="none"/>
+                <w:strike w:val="false"/>
+                <w:sz w:val="18"/>
+                <w:szCs w:val="18"/>
+                <w:color w:val="000000"/>
+              </w:rPr>
+            </w:pPr>
+            <w:r>
+              <w:rPr>
+                <w:rFonts w:ascii="Arial" w:hAnsi="Arial" w:eastAsia="Arial" w:cs="Arial"/>
+                <w:i w:val="false"/>
+                <w:b w:val="false"/>
+                <w:u w:val="none"/>
+                <w:strike w:val="false"/>
                 <w:sz w:val="18"/>
                 <w:szCs w:val="18"/>
                 <w:color w:val="000000"/>
@@ -2099,31 +2207,34 @@
           </w:tcPr>
           <w:p>
             <w:pPr>
-              <w:jc w:val="center"/>
-              <w:pBdr>
-                <w:bottom w:val="none" w:sz="0" w:space="0" w:color="000000"/>
-                <w:top w:val="none" w:sz="0" w:space="0" w:color="000000"/>
-                <w:left w:val="none" w:sz="0" w:space="0" w:color="000000"/>
-                <w:right w:val="none" w:sz="0" w:space="0" w:color="000000"/>
-              </w:pBdr>
-              <w:spacing w:after="100" w:before="100" w:line="240"/>
-              <w:ind w:left="100" w:right="100" w:firstLine="0" w:firstLineChars="0"/>
-              <w:rPr>
-                <w:rFonts w:ascii="Arial" w:hAnsi="Arial" w:eastAsia="Arial" w:cs="Arial"/>
-                <w:i w:val="false"/>
-                <w:b w:val="false"/>
-                <w:u w:val="none"/>
-                <w:sz w:val="18"/>
-                <w:szCs w:val="18"/>
-                <w:color w:val="000000"/>
-              </w:rPr>
-            </w:pPr>
-            <w:r>
-              <w:rPr>
-                <w:rFonts w:ascii="Arial" w:hAnsi="Arial" w:eastAsia="Arial" w:cs="Arial"/>
-                <w:i w:val="false"/>
-                <w:b w:val="false"/>
-                <w:u w:val="none"/>
+              <w:pStyle w:val="Normal"/>
+              <w:jc w:val="center"/>
+              <w:pBdr>
+                <w:bottom w:val="none" w:sz="0" w:space="0" w:color="000000"/>
+                <w:top w:val="none" w:sz="0" w:space="0" w:color="000000"/>
+                <w:left w:val="none" w:sz="0" w:space="0" w:color="000000"/>
+                <w:right w:val="none" w:sz="0" w:space="0" w:color="000000"/>
+              </w:pBdr>
+              <w:spacing w:after="100" w:before="100" w:line="240"/>
+              <w:ind w:left="100" w:right="100" w:firstLine="0" w:firstLineChars="0"/>
+              <w:rPr>
+                <w:rFonts w:ascii="Arial" w:hAnsi="Arial" w:eastAsia="Arial" w:cs="Arial"/>
+                <w:i w:val="false"/>
+                <w:b w:val="false"/>
+                <w:u w:val="none"/>
+                <w:strike w:val="false"/>
+                <w:sz w:val="18"/>
+                <w:szCs w:val="18"/>
+                <w:color w:val="000000"/>
+              </w:rPr>
+            </w:pPr>
+            <w:r>
+              <w:rPr>
+                <w:rFonts w:ascii="Arial" w:hAnsi="Arial" w:eastAsia="Arial" w:cs="Arial"/>
+                <w:i w:val="false"/>
+                <w:b w:val="false"/>
+                <w:u w:val="none"/>
+                <w:strike w:val="false"/>
                 <w:sz w:val="18"/>
                 <w:szCs w:val="18"/>
                 <w:color w:val="000000"/>
@@ -2151,31 +2262,34 @@
           </w:tcPr>
           <w:p>
             <w:pPr>
-              <w:jc w:val="center"/>
-              <w:pBdr>
-                <w:bottom w:val="none" w:sz="0" w:space="0" w:color="000000"/>
-                <w:top w:val="none" w:sz="0" w:space="0" w:color="000000"/>
-                <w:left w:val="none" w:sz="0" w:space="0" w:color="000000"/>
-                <w:right w:val="none" w:sz="0" w:space="0" w:color="000000"/>
-              </w:pBdr>
-              <w:spacing w:after="100" w:before="100" w:line="240"/>
-              <w:ind w:left="100" w:right="100" w:firstLine="0" w:firstLineChars="0"/>
-              <w:rPr>
-                <w:rFonts w:ascii="Arial" w:hAnsi="Arial" w:eastAsia="Arial" w:cs="Arial"/>
-                <w:i w:val="false"/>
-                <w:b w:val="false"/>
-                <w:u w:val="none"/>
-                <w:sz w:val="18"/>
-                <w:szCs w:val="18"/>
-                <w:color w:val="000000"/>
-              </w:rPr>
-            </w:pPr>
-            <w:r>
-              <w:rPr>
-                <w:rFonts w:ascii="Arial" w:hAnsi="Arial" w:eastAsia="Arial" w:cs="Arial"/>
-                <w:i w:val="false"/>
-                <w:b w:val="false"/>
-                <w:u w:val="none"/>
+              <w:pStyle w:val="Normal"/>
+              <w:jc w:val="center"/>
+              <w:pBdr>
+                <w:bottom w:val="none" w:sz="0" w:space="0" w:color="000000"/>
+                <w:top w:val="none" w:sz="0" w:space="0" w:color="000000"/>
+                <w:left w:val="none" w:sz="0" w:space="0" w:color="000000"/>
+                <w:right w:val="none" w:sz="0" w:space="0" w:color="000000"/>
+              </w:pBdr>
+              <w:spacing w:after="100" w:before="100" w:line="240"/>
+              <w:ind w:left="100" w:right="100" w:firstLine="0" w:firstLineChars="0"/>
+              <w:rPr>
+                <w:rFonts w:ascii="Arial" w:hAnsi="Arial" w:eastAsia="Arial" w:cs="Arial"/>
+                <w:i w:val="false"/>
+                <w:b w:val="false"/>
+                <w:u w:val="none"/>
+                <w:strike w:val="false"/>
+                <w:sz w:val="18"/>
+                <w:szCs w:val="18"/>
+                <w:color w:val="000000"/>
+              </w:rPr>
+            </w:pPr>
+            <w:r>
+              <w:rPr>
+                <w:rFonts w:ascii="Arial" w:hAnsi="Arial" w:eastAsia="Arial" w:cs="Arial"/>
+                <w:i w:val="false"/>
+                <w:b w:val="false"/>
+                <w:u w:val="none"/>
+                <w:strike w:val="false"/>
                 <w:sz w:val="18"/>
                 <w:szCs w:val="18"/>
                 <w:color w:val="000000"/>
@@ -2203,31 +2317,34 @@
           </w:tcPr>
           <w:p>
             <w:pPr>
-              <w:jc w:val="center"/>
-              <w:pBdr>
-                <w:bottom w:val="none" w:sz="0" w:space="0" w:color="000000"/>
-                <w:top w:val="none" w:sz="0" w:space="0" w:color="000000"/>
-                <w:left w:val="none" w:sz="0" w:space="0" w:color="000000"/>
-                <w:right w:val="none" w:sz="0" w:space="0" w:color="000000"/>
-              </w:pBdr>
-              <w:spacing w:after="100" w:before="100" w:line="240"/>
-              <w:ind w:left="100" w:right="100" w:firstLine="0" w:firstLineChars="0"/>
-              <w:rPr>
-                <w:rFonts w:ascii="Arial" w:hAnsi="Arial" w:eastAsia="Arial" w:cs="Arial"/>
-                <w:i w:val="false"/>
-                <w:b w:val="false"/>
-                <w:u w:val="none"/>
-                <w:sz w:val="18"/>
-                <w:szCs w:val="18"/>
-                <w:color w:val="000000"/>
-              </w:rPr>
-            </w:pPr>
-            <w:r>
-              <w:rPr>
-                <w:rFonts w:ascii="Arial" w:hAnsi="Arial" w:eastAsia="Arial" w:cs="Arial"/>
-                <w:i w:val="false"/>
-                <w:b w:val="false"/>
-                <w:u w:val="none"/>
+              <w:pStyle w:val="Normal"/>
+              <w:jc w:val="center"/>
+              <w:pBdr>
+                <w:bottom w:val="none" w:sz="0" w:space="0" w:color="000000"/>
+                <w:top w:val="none" w:sz="0" w:space="0" w:color="000000"/>
+                <w:left w:val="none" w:sz="0" w:space="0" w:color="000000"/>
+                <w:right w:val="none" w:sz="0" w:space="0" w:color="000000"/>
+              </w:pBdr>
+              <w:spacing w:after="100" w:before="100" w:line="240"/>
+              <w:ind w:left="100" w:right="100" w:firstLine="0" w:firstLineChars="0"/>
+              <w:rPr>
+                <w:rFonts w:ascii="Arial" w:hAnsi="Arial" w:eastAsia="Arial" w:cs="Arial"/>
+                <w:i w:val="false"/>
+                <w:b w:val="false"/>
+                <w:u w:val="none"/>
+                <w:strike w:val="false"/>
+                <w:sz w:val="18"/>
+                <w:szCs w:val="18"/>
+                <w:color w:val="000000"/>
+              </w:rPr>
+            </w:pPr>
+            <w:r>
+              <w:rPr>
+                <w:rFonts w:ascii="Arial" w:hAnsi="Arial" w:eastAsia="Arial" w:cs="Arial"/>
+                <w:i w:val="false"/>
+                <w:b w:val="false"/>
+                <w:u w:val="none"/>
+                <w:strike w:val="false"/>
                 <w:sz w:val="18"/>
                 <w:szCs w:val="18"/>
                 <w:color w:val="000000"/>
@@ -2255,31 +2372,34 @@
           </w:tcPr>
           <w:p>
             <w:pPr>
-              <w:jc w:val="center"/>
-              <w:pBdr>
-                <w:bottom w:val="none" w:sz="0" w:space="0" w:color="000000"/>
-                <w:top w:val="none" w:sz="0" w:space="0" w:color="000000"/>
-                <w:left w:val="none" w:sz="0" w:space="0" w:color="000000"/>
-                <w:right w:val="none" w:sz="0" w:space="0" w:color="000000"/>
-              </w:pBdr>
-              <w:spacing w:after="100" w:before="100" w:line="240"/>
-              <w:ind w:left="100" w:right="100" w:firstLine="0" w:firstLineChars="0"/>
-              <w:rPr>
-                <w:rFonts w:ascii="Arial" w:hAnsi="Arial" w:eastAsia="Arial" w:cs="Arial"/>
-                <w:i w:val="false"/>
-                <w:b w:val="false"/>
-                <w:u w:val="none"/>
-                <w:sz w:val="18"/>
-                <w:szCs w:val="18"/>
-                <w:color w:val="000000"/>
-              </w:rPr>
-            </w:pPr>
-            <w:r>
-              <w:rPr>
-                <w:rFonts w:ascii="Arial" w:hAnsi="Arial" w:eastAsia="Arial" w:cs="Arial"/>
-                <w:i w:val="false"/>
-                <w:b w:val="false"/>
-                <w:u w:val="none"/>
+              <w:pStyle w:val="Normal"/>
+              <w:jc w:val="center"/>
+              <w:pBdr>
+                <w:bottom w:val="none" w:sz="0" w:space="0" w:color="000000"/>
+                <w:top w:val="none" w:sz="0" w:space="0" w:color="000000"/>
+                <w:left w:val="none" w:sz="0" w:space="0" w:color="000000"/>
+                <w:right w:val="none" w:sz="0" w:space="0" w:color="000000"/>
+              </w:pBdr>
+              <w:spacing w:after="100" w:before="100" w:line="240"/>
+              <w:ind w:left="100" w:right="100" w:firstLine="0" w:firstLineChars="0"/>
+              <w:rPr>
+                <w:rFonts w:ascii="Arial" w:hAnsi="Arial" w:eastAsia="Arial" w:cs="Arial"/>
+                <w:i w:val="false"/>
+                <w:b w:val="false"/>
+                <w:u w:val="none"/>
+                <w:strike w:val="false"/>
+                <w:sz w:val="18"/>
+                <w:szCs w:val="18"/>
+                <w:color w:val="000000"/>
+              </w:rPr>
+            </w:pPr>
+            <w:r>
+              <w:rPr>
+                <w:rFonts w:ascii="Arial" w:hAnsi="Arial" w:eastAsia="Arial" w:cs="Arial"/>
+                <w:i w:val="false"/>
+                <w:b w:val="false"/>
+                <w:u w:val="none"/>
+                <w:strike w:val="false"/>
                 <w:sz w:val="18"/>
                 <w:szCs w:val="18"/>
                 <w:color w:val="000000"/>
@@ -2307,31 +2427,34 @@
           </w:tcPr>
           <w:p>
             <w:pPr>
-              <w:jc w:val="center"/>
-              <w:pBdr>
-                <w:bottom w:val="none" w:sz="0" w:space="0" w:color="000000"/>
-                <w:top w:val="none" w:sz="0" w:space="0" w:color="000000"/>
-                <w:left w:val="none" w:sz="0" w:space="0" w:color="000000"/>
-                <w:right w:val="none" w:sz="0" w:space="0" w:color="000000"/>
-              </w:pBdr>
-              <w:spacing w:after="100" w:before="100" w:line="240"/>
-              <w:ind w:left="100" w:right="100" w:firstLine="0" w:firstLineChars="0"/>
-              <w:rPr>
-                <w:rFonts w:ascii="Arial" w:hAnsi="Arial" w:eastAsia="Arial" w:cs="Arial"/>
-                <w:i w:val="false"/>
-                <w:b w:val="false"/>
-                <w:u w:val="none"/>
-                <w:sz w:val="18"/>
-                <w:szCs w:val="18"/>
-                <w:color w:val="000000"/>
-              </w:rPr>
-            </w:pPr>
-            <w:r>
-              <w:rPr>
-                <w:rFonts w:ascii="Arial" w:hAnsi="Arial" w:eastAsia="Arial" w:cs="Arial"/>
-                <w:i w:val="false"/>
-                <w:b w:val="false"/>
-                <w:u w:val="none"/>
+              <w:pStyle w:val="Normal"/>
+              <w:jc w:val="center"/>
+              <w:pBdr>
+                <w:bottom w:val="none" w:sz="0" w:space="0" w:color="000000"/>
+                <w:top w:val="none" w:sz="0" w:space="0" w:color="000000"/>
+                <w:left w:val="none" w:sz="0" w:space="0" w:color="000000"/>
+                <w:right w:val="none" w:sz="0" w:space="0" w:color="000000"/>
+              </w:pBdr>
+              <w:spacing w:after="100" w:before="100" w:line="240"/>
+              <w:ind w:left="100" w:right="100" w:firstLine="0" w:firstLineChars="0"/>
+              <w:rPr>
+                <w:rFonts w:ascii="Arial" w:hAnsi="Arial" w:eastAsia="Arial" w:cs="Arial"/>
+                <w:i w:val="false"/>
+                <w:b w:val="false"/>
+                <w:u w:val="none"/>
+                <w:strike w:val="false"/>
+                <w:sz w:val="18"/>
+                <w:szCs w:val="18"/>
+                <w:color w:val="000000"/>
+              </w:rPr>
+            </w:pPr>
+            <w:r>
+              <w:rPr>
+                <w:rFonts w:ascii="Arial" w:hAnsi="Arial" w:eastAsia="Arial" w:cs="Arial"/>
+                <w:i w:val="false"/>
+                <w:b w:val="false"/>
+                <w:u w:val="none"/>
+                <w:strike w:val="false"/>
                 <w:sz w:val="18"/>
                 <w:szCs w:val="18"/>
                 <w:color w:val="000000"/>
@@ -2359,31 +2482,34 @@
           </w:tcPr>
           <w:p>
             <w:pPr>
-              <w:jc w:val="center"/>
-              <w:pBdr>
-                <w:bottom w:val="none" w:sz="0" w:space="0" w:color="000000"/>
-                <w:top w:val="none" w:sz="0" w:space="0" w:color="000000"/>
-                <w:left w:val="none" w:sz="0" w:space="0" w:color="000000"/>
-                <w:right w:val="none" w:sz="0" w:space="0" w:color="000000"/>
-              </w:pBdr>
-              <w:spacing w:after="100" w:before="100" w:line="240"/>
-              <w:ind w:left="100" w:right="100" w:firstLine="0" w:firstLineChars="0"/>
-              <w:rPr>
-                <w:rFonts w:ascii="Arial" w:hAnsi="Arial" w:eastAsia="Arial" w:cs="Arial"/>
-                <w:i w:val="false"/>
-                <w:b w:val="false"/>
-                <w:u w:val="none"/>
-                <w:sz w:val="18"/>
-                <w:szCs w:val="18"/>
-                <w:color w:val="000000"/>
-              </w:rPr>
-            </w:pPr>
-            <w:r>
-              <w:rPr>
-                <w:rFonts w:ascii="Arial" w:hAnsi="Arial" w:eastAsia="Arial" w:cs="Arial"/>
-                <w:i w:val="false"/>
-                <w:b w:val="false"/>
-                <w:u w:val="none"/>
+              <w:pStyle w:val="Normal"/>
+              <w:jc w:val="center"/>
+              <w:pBdr>
+                <w:bottom w:val="none" w:sz="0" w:space="0" w:color="000000"/>
+                <w:top w:val="none" w:sz="0" w:space="0" w:color="000000"/>
+                <w:left w:val="none" w:sz="0" w:space="0" w:color="000000"/>
+                <w:right w:val="none" w:sz="0" w:space="0" w:color="000000"/>
+              </w:pBdr>
+              <w:spacing w:after="100" w:before="100" w:line="240"/>
+              <w:ind w:left="100" w:right="100" w:firstLine="0" w:firstLineChars="0"/>
+              <w:rPr>
+                <w:rFonts w:ascii="Arial" w:hAnsi="Arial" w:eastAsia="Arial" w:cs="Arial"/>
+                <w:i w:val="false"/>
+                <w:b w:val="false"/>
+                <w:u w:val="none"/>
+                <w:strike w:val="false"/>
+                <w:sz w:val="18"/>
+                <w:szCs w:val="18"/>
+                <w:color w:val="000000"/>
+              </w:rPr>
+            </w:pPr>
+            <w:r>
+              <w:rPr>
+                <w:rFonts w:ascii="Arial" w:hAnsi="Arial" w:eastAsia="Arial" w:cs="Arial"/>
+                <w:i w:val="false"/>
+                <w:b w:val="false"/>
+                <w:u w:val="none"/>
+                <w:strike w:val="false"/>
                 <w:sz w:val="18"/>
                 <w:szCs w:val="18"/>
                 <w:color w:val="000000"/>
@@ -2411,31 +2537,34 @@
           </w:tcPr>
           <w:p>
             <w:pPr>
-              <w:jc w:val="center"/>
-              <w:pBdr>
-                <w:bottom w:val="none" w:sz="0" w:space="0" w:color="000000"/>
-                <w:top w:val="none" w:sz="0" w:space="0" w:color="000000"/>
-                <w:left w:val="none" w:sz="0" w:space="0" w:color="000000"/>
-                <w:right w:val="none" w:sz="0" w:space="0" w:color="000000"/>
-              </w:pBdr>
-              <w:spacing w:after="100" w:before="100" w:line="240"/>
-              <w:ind w:left="100" w:right="100" w:firstLine="0" w:firstLineChars="0"/>
-              <w:rPr>
-                <w:rFonts w:ascii="Arial" w:hAnsi="Arial" w:eastAsia="Arial" w:cs="Arial"/>
-                <w:i w:val="false"/>
-                <w:b w:val="false"/>
-                <w:u w:val="none"/>
-                <w:sz w:val="18"/>
-                <w:szCs w:val="18"/>
-                <w:color w:val="000000"/>
-              </w:rPr>
-            </w:pPr>
-            <w:r>
-              <w:rPr>
-                <w:rFonts w:ascii="Arial" w:hAnsi="Arial" w:eastAsia="Arial" w:cs="Arial"/>
-                <w:i w:val="false"/>
-                <w:b w:val="false"/>
-                <w:u w:val="none"/>
+              <w:pStyle w:val="Normal"/>
+              <w:jc w:val="center"/>
+              <w:pBdr>
+                <w:bottom w:val="none" w:sz="0" w:space="0" w:color="000000"/>
+                <w:top w:val="none" w:sz="0" w:space="0" w:color="000000"/>
+                <w:left w:val="none" w:sz="0" w:space="0" w:color="000000"/>
+                <w:right w:val="none" w:sz="0" w:space="0" w:color="000000"/>
+              </w:pBdr>
+              <w:spacing w:after="100" w:before="100" w:line="240"/>
+              <w:ind w:left="100" w:right="100" w:firstLine="0" w:firstLineChars="0"/>
+              <w:rPr>
+                <w:rFonts w:ascii="Arial" w:hAnsi="Arial" w:eastAsia="Arial" w:cs="Arial"/>
+                <w:i w:val="false"/>
+                <w:b w:val="false"/>
+                <w:u w:val="none"/>
+                <w:strike w:val="false"/>
+                <w:sz w:val="18"/>
+                <w:szCs w:val="18"/>
+                <w:color w:val="000000"/>
+              </w:rPr>
+            </w:pPr>
+            <w:r>
+              <w:rPr>
+                <w:rFonts w:ascii="Arial" w:hAnsi="Arial" w:eastAsia="Arial" w:cs="Arial"/>
+                <w:i w:val="false"/>
+                <w:b w:val="false"/>
+                <w:u w:val="none"/>
+                <w:strike w:val="false"/>
                 <w:sz w:val="18"/>
                 <w:szCs w:val="18"/>
                 <w:color w:val="000000"/>
@@ -2463,31 +2592,34 @@
           </w:tcPr>
           <w:p>
             <w:pPr>
-              <w:jc w:val="center"/>
-              <w:pBdr>
-                <w:bottom w:val="none" w:sz="0" w:space="0" w:color="000000"/>
-                <w:top w:val="none" w:sz="0" w:space="0" w:color="000000"/>
-                <w:left w:val="none" w:sz="0" w:space="0" w:color="000000"/>
-                <w:right w:val="none" w:sz="0" w:space="0" w:color="000000"/>
-              </w:pBdr>
-              <w:spacing w:after="100" w:before="100" w:line="240"/>
-              <w:ind w:left="100" w:right="100" w:firstLine="0" w:firstLineChars="0"/>
-              <w:rPr>
-                <w:rFonts w:ascii="Arial" w:hAnsi="Arial" w:eastAsia="Arial" w:cs="Arial"/>
-                <w:i w:val="false"/>
-                <w:b w:val="false"/>
-                <w:u w:val="none"/>
-                <w:sz w:val="18"/>
-                <w:szCs w:val="18"/>
-                <w:color w:val="000000"/>
-              </w:rPr>
-            </w:pPr>
-            <w:r>
-              <w:rPr>
-                <w:rFonts w:ascii="Arial" w:hAnsi="Arial" w:eastAsia="Arial" w:cs="Arial"/>
-                <w:i w:val="false"/>
-                <w:b w:val="false"/>
-                <w:u w:val="none"/>
+              <w:pStyle w:val="Normal"/>
+              <w:jc w:val="center"/>
+              <w:pBdr>
+                <w:bottom w:val="none" w:sz="0" w:space="0" w:color="000000"/>
+                <w:top w:val="none" w:sz="0" w:space="0" w:color="000000"/>
+                <w:left w:val="none" w:sz="0" w:space="0" w:color="000000"/>
+                <w:right w:val="none" w:sz="0" w:space="0" w:color="000000"/>
+              </w:pBdr>
+              <w:spacing w:after="100" w:before="100" w:line="240"/>
+              <w:ind w:left="100" w:right="100" w:firstLine="0" w:firstLineChars="0"/>
+              <w:rPr>
+                <w:rFonts w:ascii="Arial" w:hAnsi="Arial" w:eastAsia="Arial" w:cs="Arial"/>
+                <w:i w:val="false"/>
+                <w:b w:val="false"/>
+                <w:u w:val="none"/>
+                <w:strike w:val="false"/>
+                <w:sz w:val="18"/>
+                <w:szCs w:val="18"/>
+                <w:color w:val="000000"/>
+              </w:rPr>
+            </w:pPr>
+            <w:r>
+              <w:rPr>
+                <w:rFonts w:ascii="Arial" w:hAnsi="Arial" w:eastAsia="Arial" w:cs="Arial"/>
+                <w:i w:val="false"/>
+                <w:b w:val="false"/>
+                <w:u w:val="none"/>
+                <w:strike w:val="false"/>
                 <w:sz w:val="18"/>
                 <w:szCs w:val="18"/>
                 <w:color w:val="000000"/>
@@ -2515,31 +2647,34 @@
           </w:tcPr>
           <w:p>
             <w:pPr>
-              <w:jc w:val="center"/>
-              <w:pBdr>
-                <w:bottom w:val="none" w:sz="0" w:space="0" w:color="000000"/>
-                <w:top w:val="none" w:sz="0" w:space="0" w:color="000000"/>
-                <w:left w:val="none" w:sz="0" w:space="0" w:color="000000"/>
-                <w:right w:val="none" w:sz="0" w:space="0" w:color="000000"/>
-              </w:pBdr>
-              <w:spacing w:after="100" w:before="100" w:line="240"/>
-              <w:ind w:left="100" w:right="100" w:firstLine="0" w:firstLineChars="0"/>
-              <w:rPr>
-                <w:rFonts w:ascii="Arial" w:hAnsi="Arial" w:eastAsia="Arial" w:cs="Arial"/>
-                <w:i w:val="false"/>
-                <w:b w:val="false"/>
-                <w:u w:val="none"/>
-                <w:sz w:val="18"/>
-                <w:szCs w:val="18"/>
-                <w:color w:val="000000"/>
-              </w:rPr>
-            </w:pPr>
-            <w:r>
-              <w:rPr>
-                <w:rFonts w:ascii="Arial" w:hAnsi="Arial" w:eastAsia="Arial" w:cs="Arial"/>
-                <w:i w:val="false"/>
-                <w:b w:val="false"/>
-                <w:u w:val="none"/>
+              <w:pStyle w:val="Normal"/>
+              <w:jc w:val="center"/>
+              <w:pBdr>
+                <w:bottom w:val="none" w:sz="0" w:space="0" w:color="000000"/>
+                <w:top w:val="none" w:sz="0" w:space="0" w:color="000000"/>
+                <w:left w:val="none" w:sz="0" w:space="0" w:color="000000"/>
+                <w:right w:val="none" w:sz="0" w:space="0" w:color="000000"/>
+              </w:pBdr>
+              <w:spacing w:after="100" w:before="100" w:line="240"/>
+              <w:ind w:left="100" w:right="100" w:firstLine="0" w:firstLineChars="0"/>
+              <w:rPr>
+                <w:rFonts w:ascii="Arial" w:hAnsi="Arial" w:eastAsia="Arial" w:cs="Arial"/>
+                <w:i w:val="false"/>
+                <w:b w:val="false"/>
+                <w:u w:val="none"/>
+                <w:strike w:val="false"/>
+                <w:sz w:val="18"/>
+                <w:szCs w:val="18"/>
+                <w:color w:val="000000"/>
+              </w:rPr>
+            </w:pPr>
+            <w:r>
+              <w:rPr>
+                <w:rFonts w:ascii="Arial" w:hAnsi="Arial" w:eastAsia="Arial" w:cs="Arial"/>
+                <w:i w:val="false"/>
+                <w:b w:val="false"/>
+                <w:u w:val="none"/>
+                <w:strike w:val="false"/>
                 <w:sz w:val="18"/>
                 <w:szCs w:val="18"/>
                 <w:color w:val="000000"/>
@@ -2567,31 +2702,34 @@
           </w:tcPr>
           <w:p>
             <w:pPr>
-              <w:jc w:val="center"/>
-              <w:pBdr>
-                <w:bottom w:val="none" w:sz="0" w:space="0" w:color="000000"/>
-                <w:top w:val="none" w:sz="0" w:space="0" w:color="000000"/>
-                <w:left w:val="none" w:sz="0" w:space="0" w:color="000000"/>
-                <w:right w:val="none" w:sz="0" w:space="0" w:color="000000"/>
-              </w:pBdr>
-              <w:spacing w:after="100" w:before="100" w:line="240"/>
-              <w:ind w:left="100" w:right="100" w:firstLine="0" w:firstLineChars="0"/>
-              <w:rPr>
-                <w:rFonts w:ascii="Arial" w:hAnsi="Arial" w:eastAsia="Arial" w:cs="Arial"/>
-                <w:i w:val="false"/>
-                <w:b w:val="false"/>
-                <w:u w:val="none"/>
-                <w:sz w:val="18"/>
-                <w:szCs w:val="18"/>
-                <w:color w:val="000000"/>
-              </w:rPr>
-            </w:pPr>
-            <w:r>
-              <w:rPr>
-                <w:rFonts w:ascii="Arial" w:hAnsi="Arial" w:eastAsia="Arial" w:cs="Arial"/>
-                <w:i w:val="false"/>
-                <w:b w:val="false"/>
-                <w:u w:val="none"/>
+              <w:pStyle w:val="Normal"/>
+              <w:jc w:val="center"/>
+              <w:pBdr>
+                <w:bottom w:val="none" w:sz="0" w:space="0" w:color="000000"/>
+                <w:top w:val="none" w:sz="0" w:space="0" w:color="000000"/>
+                <w:left w:val="none" w:sz="0" w:space="0" w:color="000000"/>
+                <w:right w:val="none" w:sz="0" w:space="0" w:color="000000"/>
+              </w:pBdr>
+              <w:spacing w:after="100" w:before="100" w:line="240"/>
+              <w:ind w:left="100" w:right="100" w:firstLine="0" w:firstLineChars="0"/>
+              <w:rPr>
+                <w:rFonts w:ascii="Arial" w:hAnsi="Arial" w:eastAsia="Arial" w:cs="Arial"/>
+                <w:i w:val="false"/>
+                <w:b w:val="false"/>
+                <w:u w:val="none"/>
+                <w:strike w:val="false"/>
+                <w:sz w:val="18"/>
+                <w:szCs w:val="18"/>
+                <w:color w:val="000000"/>
+              </w:rPr>
+            </w:pPr>
+            <w:r>
+              <w:rPr>
+                <w:rFonts w:ascii="Arial" w:hAnsi="Arial" w:eastAsia="Arial" w:cs="Arial"/>
+                <w:i w:val="false"/>
+                <w:b w:val="false"/>
+                <w:u w:val="none"/>
+                <w:strike w:val="false"/>
                 <w:sz w:val="18"/>
                 <w:szCs w:val="18"/>
                 <w:color w:val="000000"/>
@@ -2619,31 +2757,34 @@
           </w:tcPr>
           <w:p>
             <w:pPr>
-              <w:jc w:val="center"/>
-              <w:pBdr>
-                <w:bottom w:val="none" w:sz="0" w:space="0" w:color="000000"/>
-                <w:top w:val="none" w:sz="0" w:space="0" w:color="000000"/>
-                <w:left w:val="none" w:sz="0" w:space="0" w:color="000000"/>
-                <w:right w:val="none" w:sz="0" w:space="0" w:color="000000"/>
-              </w:pBdr>
-              <w:spacing w:after="100" w:before="100" w:line="240"/>
-              <w:ind w:left="100" w:right="100" w:firstLine="0" w:firstLineChars="0"/>
-              <w:rPr>
-                <w:rFonts w:ascii="Arial" w:hAnsi="Arial" w:eastAsia="Arial" w:cs="Arial"/>
-                <w:i w:val="false"/>
-                <w:b w:val="false"/>
-                <w:u w:val="none"/>
-                <w:sz w:val="18"/>
-                <w:szCs w:val="18"/>
-                <w:color w:val="000000"/>
-              </w:rPr>
-            </w:pPr>
-            <w:r>
-              <w:rPr>
-                <w:rFonts w:ascii="Arial" w:hAnsi="Arial" w:eastAsia="Arial" w:cs="Arial"/>
-                <w:i w:val="false"/>
-                <w:b w:val="false"/>
-                <w:u w:val="none"/>
+              <w:pStyle w:val="Normal"/>
+              <w:jc w:val="center"/>
+              <w:pBdr>
+                <w:bottom w:val="none" w:sz="0" w:space="0" w:color="000000"/>
+                <w:top w:val="none" w:sz="0" w:space="0" w:color="000000"/>
+                <w:left w:val="none" w:sz="0" w:space="0" w:color="000000"/>
+                <w:right w:val="none" w:sz="0" w:space="0" w:color="000000"/>
+              </w:pBdr>
+              <w:spacing w:after="100" w:before="100" w:line="240"/>
+              <w:ind w:left="100" w:right="100" w:firstLine="0" w:firstLineChars="0"/>
+              <w:rPr>
+                <w:rFonts w:ascii="Arial" w:hAnsi="Arial" w:eastAsia="Arial" w:cs="Arial"/>
+                <w:i w:val="false"/>
+                <w:b w:val="false"/>
+                <w:u w:val="none"/>
+                <w:strike w:val="false"/>
+                <w:sz w:val="18"/>
+                <w:szCs w:val="18"/>
+                <w:color w:val="000000"/>
+              </w:rPr>
+            </w:pPr>
+            <w:r>
+              <w:rPr>
+                <w:rFonts w:ascii="Arial" w:hAnsi="Arial" w:eastAsia="Arial" w:cs="Arial"/>
+                <w:i w:val="false"/>
+                <w:b w:val="false"/>
+                <w:u w:val="none"/>
+                <w:strike w:val="false"/>
                 <w:sz w:val="18"/>
                 <w:szCs w:val="18"/>
                 <w:color w:val="000000"/>
@@ -2655,847 +2796,8 @@
       </w:tr>
       <w:tr>
         <w:trPr>
-          <w:trHeight w:val="542" w:hRule="auto"/>
+          <w:trHeight w:val="575" w:hRule="auto"/>
         </w:trPr>
-        body3
-        <w:tc>
-          <w:tcPr>
-            <w:tcBorders>
-              <w:bottom w:val="none" w:sz="0" w:space="0" w:color="000000"/>
-              <w:top w:val="none" w:sz="0" w:space="0" w:color="000000"/>
-              <w:left w:val="none" w:sz="0" w:space="0" w:color="000000"/>
-              <w:right w:val="none" w:sz="0" w:space="0" w:color="000000"/>
-            </w:tcBorders>
-            <w:shd w:val="clear" w:color="auto" w:fill="FFFFFF"/>
-            <w:tcMar>
-              <w:top w:w="0" w:type="dxa"/>
-              <w:bottom w:w="0" w:type="dxa"/>
-              <w:left w:w="0" w:type="dxa"/>
-              <w:right w:w="0" w:type="dxa"/>
-            </w:tcMar>
-            <w:vAlign w:val="center"/>
-          </w:tcPr>
-          <w:p>
-            <w:pPr>
-              <w:jc w:val="left"/>
-              <w:pBdr>
-                <w:bottom w:val="none" w:sz="0" w:space="0" w:color="000000"/>
-                <w:top w:val="none" w:sz="0" w:space="0" w:color="000000"/>
-                <w:left w:val="none" w:sz="0" w:space="0" w:color="000000"/>
-                <w:right w:val="none" w:sz="0" w:space="0" w:color="000000"/>
-              </w:pBdr>
-              <w:spacing w:after="100" w:before="100" w:line="240"/>
-              <w:ind w:left="100" w:right="100" w:firstLine="0" w:firstLineChars="0"/>
-              <w:rPr>
-                <w:rFonts w:ascii="Arial" w:hAnsi="Arial" w:eastAsia="Arial" w:cs="Arial"/>
-                <w:i w:val="false"/>
-                <w:b w:val="false"/>
-                <w:u w:val="none"/>
-                <w:sz w:val="18"/>
-                <w:szCs w:val="18"/>
-                <w:color w:val="000000"/>
-              </w:rPr>
-            </w:pPr>
-            <w:r>
-              <w:rPr>
-                <w:rFonts w:ascii="Arial" w:hAnsi="Arial" w:eastAsia="Arial" w:cs="Arial"/>
-                <w:i w:val="false"/>
-                <w:b w:val="false"/>
-                <w:u w:val="none"/>
-                <w:sz w:val="18"/>
-                <w:szCs w:val="18"/>
-                <w:color w:val="000000"/>
-              </w:rPr>
-              <w:t xml:space="preserve">51</w:t>
-            </w:r>
-          </w:p>
-        </w:tc>
-        <w:tc>
-          <w:tcPr>
-            <w:tcBorders>
-              <w:bottom w:val="none" w:sz="0" w:space="0" w:color="000000"/>
-              <w:top w:val="none" w:sz="0" w:space="0" w:color="000000"/>
-              <w:left w:val="none" w:sz="0" w:space="0" w:color="000000"/>
-              <w:right w:val="none" w:sz="0" w:space="0" w:color="000000"/>
-            </w:tcBorders>
-            <w:shd w:val="clear" w:color="auto" w:fill="FFFFFF"/>
-            <w:tcMar>
-              <w:top w:w="0" w:type="dxa"/>
-              <w:bottom w:w="0" w:type="dxa"/>
-              <w:left w:w="0" w:type="dxa"/>
-              <w:right w:w="0" w:type="dxa"/>
-            </w:tcMar>
-            <w:vAlign w:val="center"/>
-          </w:tcPr>
-          <w:p>
-            <w:pPr>
-              <w:jc w:val="center"/>
-              <w:pBdr>
-                <w:bottom w:val="none" w:sz="0" w:space="0" w:color="000000"/>
-                <w:top w:val="none" w:sz="0" w:space="0" w:color="000000"/>
-                <w:left w:val="none" w:sz="0" w:space="0" w:color="000000"/>
-                <w:right w:val="none" w:sz="0" w:space="0" w:color="000000"/>
-              </w:pBdr>
-              <w:spacing w:after="100" w:before="100" w:line="240"/>
-              <w:ind w:left="100" w:right="100" w:firstLine="0" w:firstLineChars="0"/>
-              <w:rPr>
-                <w:rFonts w:ascii="Arial" w:hAnsi="Arial" w:eastAsia="Arial" w:cs="Arial"/>
-                <w:i w:val="false"/>
-                <w:b w:val="false"/>
-                <w:u w:val="none"/>
-                <w:sz w:val="18"/>
-                <w:szCs w:val="18"/>
-                <w:color w:val="000000"/>
-              </w:rPr>
-            </w:pPr>
-            <w:r>
-              <w:rPr>
-                <w:rFonts w:ascii="Arial" w:hAnsi="Arial" w:eastAsia="Arial" w:cs="Arial"/>
-                <w:i w:val="false"/>
-                <w:b w:val="false"/>
-                <w:u w:val="none"/>
-                <w:sz w:val="18"/>
-                <w:szCs w:val="18"/>
-                <w:color w:val="000000"/>
-              </w:rPr>
-              <w:t xml:space="preserve">Yes</w:t>
-            </w:r>
-          </w:p>
-        </w:tc>
-        <w:tc>
-          <w:tcPr>
-            <w:tcBorders>
-              <w:bottom w:val="none" w:sz="0" w:space="0" w:color="000000"/>
-              <w:top w:val="none" w:sz="0" w:space="0" w:color="000000"/>
-              <w:left w:val="none" w:sz="0" w:space="0" w:color="000000"/>
-              <w:right w:val="none" w:sz="0" w:space="0" w:color="000000"/>
-            </w:tcBorders>
-            <w:shd w:val="clear" w:color="auto" w:fill="FFFFFF"/>
-            <w:tcMar>
-              <w:top w:w="0" w:type="dxa"/>
-              <w:bottom w:w="0" w:type="dxa"/>
-              <w:left w:w="0" w:type="dxa"/>
-              <w:right w:w="0" w:type="dxa"/>
-            </w:tcMar>
-            <w:vAlign w:val="center"/>
-          </w:tcPr>
-          <w:p>
-            <w:pPr>
-              <w:jc w:val="center"/>
-              <w:pBdr>
-                <w:bottom w:val="none" w:sz="0" w:space="0" w:color="000000"/>
-                <w:top w:val="none" w:sz="0" w:space="0" w:color="000000"/>
-                <w:left w:val="none" w:sz="0" w:space="0" w:color="000000"/>
-                <w:right w:val="none" w:sz="0" w:space="0" w:color="000000"/>
-              </w:pBdr>
-              <w:spacing w:after="100" w:before="100" w:line="240"/>
-              <w:ind w:left="100" w:right="100" w:firstLine="0" w:firstLineChars="0"/>
-              <w:rPr>
-                <w:rFonts w:ascii="Arial" w:hAnsi="Arial" w:eastAsia="Arial" w:cs="Arial"/>
-                <w:i w:val="false"/>
-                <w:b w:val="false"/>
-                <w:u w:val="none"/>
-                <w:sz w:val="18"/>
-                <w:szCs w:val="18"/>
-                <w:color w:val="000000"/>
-              </w:rPr>
-            </w:pPr>
-            <w:r>
-              <w:rPr>
-                <w:rFonts w:ascii="Arial" w:hAnsi="Arial" w:eastAsia="Arial" w:cs="Arial"/>
-                <w:i w:val="false"/>
-                <w:b w:val="false"/>
-                <w:u w:val="none"/>
-                <w:sz w:val="18"/>
-                <w:szCs w:val="18"/>
-                <w:color w:val="000000"/>
-              </w:rPr>
-              <w:t xml:space="preserve">Yes</w:t>
-            </w:r>
-          </w:p>
-        </w:tc>
-        <w:tc>
-          <w:tcPr>
-            <w:tcBorders>
-              <w:bottom w:val="none" w:sz="0" w:space="0" w:color="000000"/>
-              <w:top w:val="none" w:sz="0" w:space="0" w:color="000000"/>
-              <w:left w:val="none" w:sz="0" w:space="0" w:color="000000"/>
-              <w:right w:val="none" w:sz="0" w:space="0" w:color="000000"/>
-            </w:tcBorders>
-            <w:shd w:val="clear" w:color="auto" w:fill="FFFFFF"/>
-            <w:tcMar>
-              <w:top w:w="0" w:type="dxa"/>
-              <w:bottom w:w="0" w:type="dxa"/>
-              <w:left w:w="0" w:type="dxa"/>
-              <w:right w:w="0" w:type="dxa"/>
-            </w:tcMar>
-            <w:vAlign w:val="center"/>
-          </w:tcPr>
-          <w:p>
-            <w:pPr>
-              <w:jc w:val="center"/>
-              <w:pBdr>
-                <w:bottom w:val="none" w:sz="0" w:space="0" w:color="000000"/>
-                <w:top w:val="none" w:sz="0" w:space="0" w:color="000000"/>
-                <w:left w:val="none" w:sz="0" w:space="0" w:color="000000"/>
-                <w:right w:val="none" w:sz="0" w:space="0" w:color="000000"/>
-              </w:pBdr>
-              <w:spacing w:after="100" w:before="100" w:line="240"/>
-              <w:ind w:left="100" w:right="100" w:firstLine="0" w:firstLineChars="0"/>
-              <w:rPr>
-                <w:rFonts w:ascii="Arial" w:hAnsi="Arial" w:eastAsia="Arial" w:cs="Arial"/>
-                <w:i w:val="false"/>
-                <w:b w:val="false"/>
-                <w:u w:val="none"/>
-                <w:sz w:val="18"/>
-                <w:szCs w:val="18"/>
-                <w:color w:val="000000"/>
-              </w:rPr>
-            </w:pPr>
-            <w:r>
-              <w:rPr>
-                <w:rFonts w:ascii="Arial" w:hAnsi="Arial" w:eastAsia="Arial" w:cs="Arial"/>
-                <w:i w:val="false"/>
-                <w:b w:val="false"/>
-                <w:u w:val="none"/>
-                <w:sz w:val="18"/>
-                <w:szCs w:val="18"/>
-                <w:color w:val="000000"/>
-              </w:rPr>
-              <w:t xml:space="preserve">No</w:t>
-            </w:r>
-          </w:p>
-        </w:tc>
-        <w:tc>
-          <w:tcPr>
-            <w:tcBorders>
-              <w:bottom w:val="none" w:sz="0" w:space="0" w:color="000000"/>
-              <w:top w:val="none" w:sz="0" w:space="0" w:color="000000"/>
-              <w:left w:val="none" w:sz="0" w:space="0" w:color="000000"/>
-              <w:right w:val="none" w:sz="0" w:space="0" w:color="000000"/>
-            </w:tcBorders>
-            <w:shd w:val="clear" w:color="auto" w:fill="FFFFFF"/>
-            <w:tcMar>
-              <w:top w:w="0" w:type="dxa"/>
-              <w:bottom w:w="0" w:type="dxa"/>
-              <w:left w:w="0" w:type="dxa"/>
-              <w:right w:w="0" w:type="dxa"/>
-            </w:tcMar>
-            <w:vAlign w:val="center"/>
-          </w:tcPr>
-          <w:p>
-            <w:pPr>
-              <w:jc w:val="center"/>
-              <w:pBdr>
-                <w:bottom w:val="none" w:sz="0" w:space="0" w:color="000000"/>
-                <w:top w:val="none" w:sz="0" w:space="0" w:color="000000"/>
-                <w:left w:val="none" w:sz="0" w:space="0" w:color="000000"/>
-                <w:right w:val="none" w:sz="0" w:space="0" w:color="000000"/>
-              </w:pBdr>
-              <w:spacing w:after="100" w:before="100" w:line="240"/>
-              <w:ind w:left="100" w:right="100" w:firstLine="0" w:firstLineChars="0"/>
-              <w:rPr>
-                <w:rFonts w:ascii="Arial" w:hAnsi="Arial" w:eastAsia="Arial" w:cs="Arial"/>
-                <w:i w:val="false"/>
-                <w:b w:val="false"/>
-                <w:u w:val="none"/>
-                <w:sz w:val="18"/>
-                <w:szCs w:val="18"/>
-                <w:color w:val="000000"/>
-              </w:rPr>
-            </w:pPr>
-            <w:r>
-              <w:rPr>
-                <w:rFonts w:ascii="Arial" w:hAnsi="Arial" w:eastAsia="Arial" w:cs="Arial"/>
-                <w:i w:val="false"/>
-                <w:b w:val="false"/>
-                <w:u w:val="none"/>
-                <w:sz w:val="18"/>
-                <w:szCs w:val="18"/>
-                <w:color w:val="000000"/>
-              </w:rPr>
-              <w:t xml:space="preserve">No</w:t>
-            </w:r>
-          </w:p>
-        </w:tc>
-        <w:tc>
-          <w:tcPr>
-            <w:tcBorders>
-              <w:bottom w:val="none" w:sz="0" w:space="0" w:color="000000"/>
-              <w:top w:val="none" w:sz="0" w:space="0" w:color="000000"/>
-              <w:left w:val="none" w:sz="0" w:space="0" w:color="000000"/>
-              <w:right w:val="none" w:sz="0" w:space="0" w:color="000000"/>
-            </w:tcBorders>
-            <w:shd w:val="clear" w:color="auto" w:fill="FFFFFF"/>
-            <w:tcMar>
-              <w:top w:w="0" w:type="dxa"/>
-              <w:bottom w:w="0" w:type="dxa"/>
-              <w:left w:w="0" w:type="dxa"/>
-              <w:right w:w="0" w:type="dxa"/>
-            </w:tcMar>
-            <w:vAlign w:val="center"/>
-          </w:tcPr>
-          <w:p>
-            <w:pPr>
-              <w:jc w:val="center"/>
-              <w:pBdr>
-                <w:bottom w:val="none" w:sz="0" w:space="0" w:color="000000"/>
-                <w:top w:val="none" w:sz="0" w:space="0" w:color="000000"/>
-                <w:left w:val="none" w:sz="0" w:space="0" w:color="000000"/>
-                <w:right w:val="none" w:sz="0" w:space="0" w:color="000000"/>
-              </w:pBdr>
-              <w:spacing w:after="100" w:before="100" w:line="240"/>
-              <w:ind w:left="100" w:right="100" w:firstLine="0" w:firstLineChars="0"/>
-              <w:rPr>
-                <w:rFonts w:ascii="Arial" w:hAnsi="Arial" w:eastAsia="Arial" w:cs="Arial"/>
-                <w:i w:val="false"/>
-                <w:b w:val="false"/>
-                <w:u w:val="none"/>
-                <w:sz w:val="18"/>
-                <w:szCs w:val="18"/>
-                <w:color w:val="000000"/>
-              </w:rPr>
-            </w:pPr>
-            <w:r>
-              <w:rPr>
-                <w:rFonts w:ascii="Arial" w:hAnsi="Arial" w:eastAsia="Arial" w:cs="Arial"/>
-                <w:i w:val="false"/>
-                <w:b w:val="false"/>
-                <w:u w:val="none"/>
-                <w:sz w:val="18"/>
-                <w:szCs w:val="18"/>
-                <w:color w:val="000000"/>
-              </w:rPr>
-              <w:t xml:space="preserve">No</w:t>
-            </w:r>
-          </w:p>
-        </w:tc>
-        <w:tc>
-          <w:tcPr>
-            <w:tcBorders>
-              <w:bottom w:val="none" w:sz="0" w:space="0" w:color="000000"/>
-              <w:top w:val="none" w:sz="0" w:space="0" w:color="000000"/>
-              <w:left w:val="none" w:sz="0" w:space="0" w:color="000000"/>
-              <w:right w:val="none" w:sz="0" w:space="0" w:color="000000"/>
-            </w:tcBorders>
-            <w:shd w:val="clear" w:color="auto" w:fill="FFFFFF"/>
-            <w:tcMar>
-              <w:top w:w="0" w:type="dxa"/>
-              <w:bottom w:w="0" w:type="dxa"/>
-              <w:left w:w="0" w:type="dxa"/>
-              <w:right w:w="0" w:type="dxa"/>
-            </w:tcMar>
-            <w:vAlign w:val="center"/>
-          </w:tcPr>
-          <w:p>
-            <w:pPr>
-              <w:jc w:val="center"/>
-              <w:pBdr>
-                <w:bottom w:val="none" w:sz="0" w:space="0" w:color="000000"/>
-                <w:top w:val="none" w:sz="0" w:space="0" w:color="000000"/>
-                <w:left w:val="none" w:sz="0" w:space="0" w:color="000000"/>
-                <w:right w:val="none" w:sz="0" w:space="0" w:color="000000"/>
-              </w:pBdr>
-              <w:spacing w:after="100" w:before="100" w:line="240"/>
-              <w:ind w:left="100" w:right="100" w:firstLine="0" w:firstLineChars="0"/>
-              <w:rPr>
-                <w:rFonts w:ascii="Arial" w:hAnsi="Arial" w:eastAsia="Arial" w:cs="Arial"/>
-                <w:i w:val="false"/>
-                <w:b w:val="false"/>
-                <w:u w:val="none"/>
-                <w:sz w:val="18"/>
-                <w:szCs w:val="18"/>
-                <w:color w:val="000000"/>
-              </w:rPr>
-            </w:pPr>
-            <w:r>
-              <w:rPr>
-                <w:rFonts w:ascii="Arial" w:hAnsi="Arial" w:eastAsia="Arial" w:cs="Arial"/>
-                <w:i w:val="false"/>
-                <w:b w:val="false"/>
-                <w:u w:val="none"/>
-                <w:sz w:val="18"/>
-                <w:szCs w:val="18"/>
-                <w:color w:val="000000"/>
-              </w:rPr>
-              <w:t xml:space="preserve">Yes</w:t>
-            </w:r>
-          </w:p>
-        </w:tc>
-        <w:tc>
-          <w:tcPr>
-            <w:tcBorders>
-              <w:bottom w:val="none" w:sz="0" w:space="0" w:color="000000"/>
-              <w:top w:val="none" w:sz="0" w:space="0" w:color="000000"/>
-              <w:left w:val="none" w:sz="0" w:space="0" w:color="000000"/>
-              <w:right w:val="none" w:sz="0" w:space="0" w:color="000000"/>
-            </w:tcBorders>
-            <w:shd w:val="clear" w:color="auto" w:fill="FFFFFF"/>
-            <w:tcMar>
-              <w:top w:w="0" w:type="dxa"/>
-              <w:bottom w:w="0" w:type="dxa"/>
-              <w:left w:w="0" w:type="dxa"/>
-              <w:right w:w="0" w:type="dxa"/>
-            </w:tcMar>
-            <w:vAlign w:val="center"/>
-          </w:tcPr>
-          <w:p>
-            <w:pPr>
-              <w:jc w:val="center"/>
-              <w:pBdr>
-                <w:bottom w:val="none" w:sz="0" w:space="0" w:color="000000"/>
-                <w:top w:val="none" w:sz="0" w:space="0" w:color="000000"/>
-                <w:left w:val="none" w:sz="0" w:space="0" w:color="000000"/>
-                <w:right w:val="none" w:sz="0" w:space="0" w:color="000000"/>
-              </w:pBdr>
-              <w:spacing w:after="100" w:before="100" w:line="240"/>
-              <w:ind w:left="100" w:right="100" w:firstLine="0" w:firstLineChars="0"/>
-              <w:rPr>
-                <w:rFonts w:ascii="Arial" w:hAnsi="Arial" w:eastAsia="Arial" w:cs="Arial"/>
-                <w:i w:val="false"/>
-                <w:b w:val="false"/>
-                <w:u w:val="none"/>
-                <w:sz w:val="18"/>
-                <w:szCs w:val="18"/>
-                <w:color w:val="000000"/>
-              </w:rPr>
-            </w:pPr>
-            <w:r>
-              <w:rPr>
-                <w:rFonts w:ascii="Arial" w:hAnsi="Arial" w:eastAsia="Arial" w:cs="Arial"/>
-                <w:i w:val="false"/>
-                <w:b w:val="false"/>
-                <w:u w:val="none"/>
-                <w:sz w:val="18"/>
-                <w:szCs w:val="18"/>
-                <w:color w:val="000000"/>
-              </w:rPr>
-              <w:t xml:space="preserve">No</w:t>
-            </w:r>
-          </w:p>
-        </w:tc>
-        <w:tc>
-          <w:tcPr>
-            <w:tcBorders>
-              <w:bottom w:val="none" w:sz="0" w:space="0" w:color="000000"/>
-              <w:top w:val="none" w:sz="0" w:space="0" w:color="000000"/>
-              <w:left w:val="none" w:sz="0" w:space="0" w:color="000000"/>
-              <w:right w:val="none" w:sz="0" w:space="0" w:color="000000"/>
-            </w:tcBorders>
-            <w:shd w:val="clear" w:color="auto" w:fill="FFFFFF"/>
-            <w:tcMar>
-              <w:top w:w="0" w:type="dxa"/>
-              <w:bottom w:w="0" w:type="dxa"/>
-              <w:left w:w="0" w:type="dxa"/>
-              <w:right w:w="0" w:type="dxa"/>
-            </w:tcMar>
-            <w:vAlign w:val="center"/>
-          </w:tcPr>
-          <w:p>
-            <w:pPr>
-              <w:jc w:val="center"/>
-              <w:pBdr>
-                <w:bottom w:val="none" w:sz="0" w:space="0" w:color="000000"/>
-                <w:top w:val="none" w:sz="0" w:space="0" w:color="000000"/>
-                <w:left w:val="none" w:sz="0" w:space="0" w:color="000000"/>
-                <w:right w:val="none" w:sz="0" w:space="0" w:color="000000"/>
-              </w:pBdr>
-              <w:spacing w:after="100" w:before="100" w:line="240"/>
-              <w:ind w:left="100" w:right="100" w:firstLine="0" w:firstLineChars="0"/>
-              <w:rPr>
-                <w:rFonts w:ascii="Arial" w:hAnsi="Arial" w:eastAsia="Arial" w:cs="Arial"/>
-                <w:i w:val="false"/>
-                <w:b w:val="false"/>
-                <w:u w:val="none"/>
-                <w:sz w:val="18"/>
-                <w:szCs w:val="18"/>
-                <w:color w:val="000000"/>
-              </w:rPr>
-            </w:pPr>
-            <w:r>
-              <w:rPr>
-                <w:rFonts w:ascii="Arial" w:hAnsi="Arial" w:eastAsia="Arial" w:cs="Arial"/>
-                <w:i w:val="false"/>
-                <w:b w:val="false"/>
-                <w:u w:val="none"/>
-                <w:sz w:val="18"/>
-                <w:szCs w:val="18"/>
-                <w:color w:val="000000"/>
-              </w:rPr>
-              <w:t xml:space="preserve">NR</w:t>
-            </w:r>
-          </w:p>
-        </w:tc>
-        <w:tc>
-          <w:tcPr>
-            <w:tcBorders>
-              <w:bottom w:val="none" w:sz="0" w:space="0" w:color="000000"/>
-              <w:top w:val="none" w:sz="0" w:space="0" w:color="000000"/>
-              <w:left w:val="none" w:sz="0" w:space="0" w:color="000000"/>
-              <w:right w:val="none" w:sz="0" w:space="0" w:color="000000"/>
-            </w:tcBorders>
-            <w:shd w:val="clear" w:color="auto" w:fill="FFFFFF"/>
-            <w:tcMar>
-              <w:top w:w="0" w:type="dxa"/>
-              <w:bottom w:w="0" w:type="dxa"/>
-              <w:left w:w="0" w:type="dxa"/>
-              <w:right w:w="0" w:type="dxa"/>
-            </w:tcMar>
-            <w:vAlign w:val="center"/>
-          </w:tcPr>
-          <w:p>
-            <w:pPr>
-              <w:jc w:val="center"/>
-              <w:pBdr>
-                <w:bottom w:val="none" w:sz="0" w:space="0" w:color="000000"/>
-                <w:top w:val="none" w:sz="0" w:space="0" w:color="000000"/>
-                <w:left w:val="none" w:sz="0" w:space="0" w:color="000000"/>
-                <w:right w:val="none" w:sz="0" w:space="0" w:color="000000"/>
-              </w:pBdr>
-              <w:spacing w:after="100" w:before="100" w:line="240"/>
-              <w:ind w:left="100" w:right="100" w:firstLine="0" w:firstLineChars="0"/>
-              <w:rPr>
-                <w:rFonts w:ascii="Arial" w:hAnsi="Arial" w:eastAsia="Arial" w:cs="Arial"/>
-                <w:i w:val="false"/>
-                <w:b w:val="false"/>
-                <w:u w:val="none"/>
-                <w:sz w:val="18"/>
-                <w:szCs w:val="18"/>
-                <w:color w:val="000000"/>
-              </w:rPr>
-            </w:pPr>
-            <w:r>
-              <w:rPr>
-                <w:rFonts w:ascii="Arial" w:hAnsi="Arial" w:eastAsia="Arial" w:cs="Arial"/>
-                <w:i w:val="false"/>
-                <w:b w:val="false"/>
-                <w:u w:val="none"/>
-                <w:sz w:val="18"/>
-                <w:szCs w:val="18"/>
-                <w:color w:val="000000"/>
-              </w:rPr>
-              <w:t xml:space="preserve">Yes</w:t>
-            </w:r>
-          </w:p>
-        </w:tc>
-        <w:tc>
-          <w:tcPr>
-            <w:tcBorders>
-              <w:bottom w:val="none" w:sz="0" w:space="0" w:color="000000"/>
-              <w:top w:val="none" w:sz="0" w:space="0" w:color="000000"/>
-              <w:left w:val="none" w:sz="0" w:space="0" w:color="000000"/>
-              <w:right w:val="none" w:sz="0" w:space="0" w:color="000000"/>
-            </w:tcBorders>
-            <w:shd w:val="clear" w:color="auto" w:fill="FFFFFF"/>
-            <w:tcMar>
-              <w:top w:w="0" w:type="dxa"/>
-              <w:bottom w:w="0" w:type="dxa"/>
-              <w:left w:w="0" w:type="dxa"/>
-              <w:right w:w="0" w:type="dxa"/>
-            </w:tcMar>
-            <w:vAlign w:val="center"/>
-          </w:tcPr>
-          <w:p>
-            <w:pPr>
-              <w:jc w:val="center"/>
-              <w:pBdr>
-                <w:bottom w:val="none" w:sz="0" w:space="0" w:color="000000"/>
-                <w:top w:val="none" w:sz="0" w:space="0" w:color="000000"/>
-                <w:left w:val="none" w:sz="0" w:space="0" w:color="000000"/>
-                <w:right w:val="none" w:sz="0" w:space="0" w:color="000000"/>
-              </w:pBdr>
-              <w:spacing w:after="100" w:before="100" w:line="240"/>
-              <w:ind w:left="100" w:right="100" w:firstLine="0" w:firstLineChars="0"/>
-              <w:rPr>
-                <w:rFonts w:ascii="Arial" w:hAnsi="Arial" w:eastAsia="Arial" w:cs="Arial"/>
-                <w:i w:val="false"/>
-                <w:b w:val="false"/>
-                <w:u w:val="none"/>
-                <w:sz w:val="18"/>
-                <w:szCs w:val="18"/>
-                <w:color w:val="000000"/>
-              </w:rPr>
-            </w:pPr>
-            <w:r>
-              <w:rPr>
-                <w:rFonts w:ascii="Arial" w:hAnsi="Arial" w:eastAsia="Arial" w:cs="Arial"/>
-                <w:i w:val="false"/>
-                <w:b w:val="false"/>
-                <w:u w:val="none"/>
-                <w:sz w:val="18"/>
-                <w:szCs w:val="18"/>
-                <w:color w:val="000000"/>
-              </w:rPr>
-              <w:t xml:space="preserve">No</w:t>
-            </w:r>
-          </w:p>
-        </w:tc>
-        <w:tc>
-          <w:tcPr>
-            <w:tcBorders>
-              <w:bottom w:val="none" w:sz="0" w:space="0" w:color="000000"/>
-              <w:top w:val="none" w:sz="0" w:space="0" w:color="000000"/>
-              <w:left w:val="none" w:sz="0" w:space="0" w:color="000000"/>
-              <w:right w:val="none" w:sz="0" w:space="0" w:color="000000"/>
-            </w:tcBorders>
-            <w:shd w:val="clear" w:color="auto" w:fill="FFFFFF"/>
-            <w:tcMar>
-              <w:top w:w="0" w:type="dxa"/>
-              <w:bottom w:w="0" w:type="dxa"/>
-              <w:left w:w="0" w:type="dxa"/>
-              <w:right w:w="0" w:type="dxa"/>
-            </w:tcMar>
-            <w:vAlign w:val="center"/>
-          </w:tcPr>
-          <w:p>
-            <w:pPr>
-              <w:jc w:val="center"/>
-              <w:pBdr>
-                <w:bottom w:val="none" w:sz="0" w:space="0" w:color="000000"/>
-                <w:top w:val="none" w:sz="0" w:space="0" w:color="000000"/>
-                <w:left w:val="none" w:sz="0" w:space="0" w:color="000000"/>
-                <w:right w:val="none" w:sz="0" w:space="0" w:color="000000"/>
-              </w:pBdr>
-              <w:spacing w:after="100" w:before="100" w:line="240"/>
-              <w:ind w:left="100" w:right="100" w:firstLine="0" w:firstLineChars="0"/>
-              <w:rPr>
-                <w:rFonts w:ascii="Arial" w:hAnsi="Arial" w:eastAsia="Arial" w:cs="Arial"/>
-                <w:i w:val="false"/>
-                <w:b w:val="false"/>
-                <w:u w:val="none"/>
-                <w:sz w:val="18"/>
-                <w:szCs w:val="18"/>
-                <w:color w:val="000000"/>
-              </w:rPr>
-            </w:pPr>
-            <w:r>
-              <w:rPr>
-                <w:rFonts w:ascii="Arial" w:hAnsi="Arial" w:eastAsia="Arial" w:cs="Arial"/>
-                <w:i w:val="false"/>
-                <w:b w:val="false"/>
-                <w:u w:val="none"/>
-                <w:sz w:val="18"/>
-                <w:szCs w:val="18"/>
-                <w:color w:val="000000"/>
-              </w:rPr>
-              <w:t xml:space="preserve">No</w:t>
-            </w:r>
-          </w:p>
-        </w:tc>
-        <w:tc>
-          <w:tcPr>
-            <w:tcBorders>
-              <w:bottom w:val="none" w:sz="0" w:space="0" w:color="000000"/>
-              <w:top w:val="none" w:sz="0" w:space="0" w:color="000000"/>
-              <w:left w:val="none" w:sz="0" w:space="0" w:color="000000"/>
-              <w:right w:val="none" w:sz="0" w:space="0" w:color="000000"/>
-            </w:tcBorders>
-            <w:shd w:val="clear" w:color="auto" w:fill="FFFFFF"/>
-            <w:tcMar>
-              <w:top w:w="0" w:type="dxa"/>
-              <w:bottom w:w="0" w:type="dxa"/>
-              <w:left w:w="0" w:type="dxa"/>
-              <w:right w:w="0" w:type="dxa"/>
-            </w:tcMar>
-            <w:vAlign w:val="center"/>
-          </w:tcPr>
-          <w:p>
-            <w:pPr>
-              <w:jc w:val="center"/>
-              <w:pBdr>
-                <w:bottom w:val="none" w:sz="0" w:space="0" w:color="000000"/>
-                <w:top w:val="none" w:sz="0" w:space="0" w:color="000000"/>
-                <w:left w:val="none" w:sz="0" w:space="0" w:color="000000"/>
-                <w:right w:val="none" w:sz="0" w:space="0" w:color="000000"/>
-              </w:pBdr>
-              <w:spacing w:after="100" w:before="100" w:line="240"/>
-              <w:ind w:left="100" w:right="100" w:firstLine="0" w:firstLineChars="0"/>
-              <w:rPr>
-                <w:rFonts w:ascii="Arial" w:hAnsi="Arial" w:eastAsia="Arial" w:cs="Arial"/>
-                <w:i w:val="false"/>
-                <w:b w:val="false"/>
-                <w:u w:val="none"/>
-                <w:sz w:val="18"/>
-                <w:szCs w:val="18"/>
-                <w:color w:val="000000"/>
-              </w:rPr>
-            </w:pPr>
-            <w:r>
-              <w:rPr>
-                <w:rFonts w:ascii="Arial" w:hAnsi="Arial" w:eastAsia="Arial" w:cs="Arial"/>
-                <w:i w:val="false"/>
-                <w:b w:val="false"/>
-                <w:u w:val="none"/>
-                <w:sz w:val="18"/>
-                <w:szCs w:val="18"/>
-                <w:color w:val="000000"/>
-              </w:rPr>
-              <w:t xml:space="preserve">NA</w:t>
-            </w:r>
-          </w:p>
-        </w:tc>
-        <w:tc>
-          <w:tcPr>
-            <w:tcBorders>
-              <w:bottom w:val="none" w:sz="0" w:space="0" w:color="000000"/>
-              <w:top w:val="none" w:sz="0" w:space="0" w:color="000000"/>
-              <w:left w:val="none" w:sz="0" w:space="0" w:color="000000"/>
-              <w:right w:val="none" w:sz="0" w:space="0" w:color="000000"/>
-            </w:tcBorders>
-            <w:shd w:val="clear" w:color="auto" w:fill="FFFFFF"/>
-            <w:tcMar>
-              <w:top w:w="0" w:type="dxa"/>
-              <w:bottom w:w="0" w:type="dxa"/>
-              <w:left w:w="0" w:type="dxa"/>
-              <w:right w:w="0" w:type="dxa"/>
-            </w:tcMar>
-            <w:vAlign w:val="center"/>
-          </w:tcPr>
-          <w:p>
-            <w:pPr>
-              <w:jc w:val="center"/>
-              <w:pBdr>
-                <w:bottom w:val="none" w:sz="0" w:space="0" w:color="000000"/>
-                <w:top w:val="none" w:sz="0" w:space="0" w:color="000000"/>
-                <w:left w:val="none" w:sz="0" w:space="0" w:color="000000"/>
-                <w:right w:val="none" w:sz="0" w:space="0" w:color="000000"/>
-              </w:pBdr>
-              <w:spacing w:after="100" w:before="100" w:line="240"/>
-              <w:ind w:left="100" w:right="100" w:firstLine="0" w:firstLineChars="0"/>
-              <w:rPr>
-                <w:rFonts w:ascii="Arial" w:hAnsi="Arial" w:eastAsia="Arial" w:cs="Arial"/>
-                <w:i w:val="false"/>
-                <w:b w:val="false"/>
-                <w:u w:val="none"/>
-                <w:sz w:val="18"/>
-                <w:szCs w:val="18"/>
-                <w:color w:val="000000"/>
-              </w:rPr>
-            </w:pPr>
-            <w:r>
-              <w:rPr>
-                <w:rFonts w:ascii="Arial" w:hAnsi="Arial" w:eastAsia="Arial" w:cs="Arial"/>
-                <w:i w:val="false"/>
-                <w:b w:val="false"/>
-                <w:u w:val="none"/>
-                <w:sz w:val="18"/>
-                <w:szCs w:val="18"/>
-                <w:color w:val="000000"/>
-              </w:rPr>
-              <w:t xml:space="preserve"/>
-            </w:r>
-          </w:p>
-        </w:tc>
-        <w:tc>
-          <w:tcPr>
-            <w:tcBorders>
-              <w:bottom w:val="none" w:sz="0" w:space="0" w:color="000000"/>
-              <w:top w:val="none" w:sz="0" w:space="0" w:color="000000"/>
-              <w:left w:val="none" w:sz="0" w:space="0" w:color="000000"/>
-              <w:right w:val="none" w:sz="0" w:space="0" w:color="000000"/>
-            </w:tcBorders>
-            <w:shd w:val="clear" w:color="auto" w:fill="FFFFFF"/>
-            <w:tcMar>
-              <w:top w:w="0" w:type="dxa"/>
-              <w:bottom w:w="0" w:type="dxa"/>
-              <w:left w:w="0" w:type="dxa"/>
-              <w:right w:w="0" w:type="dxa"/>
-            </w:tcMar>
-            <w:vAlign w:val="center"/>
-          </w:tcPr>
-          <w:p>
-            <w:pPr>
-              <w:jc w:val="center"/>
-              <w:pBdr>
-                <w:bottom w:val="none" w:sz="0" w:space="0" w:color="000000"/>
-                <w:top w:val="none" w:sz="0" w:space="0" w:color="000000"/>
-                <w:left w:val="none" w:sz="0" w:space="0" w:color="000000"/>
-                <w:right w:val="none" w:sz="0" w:space="0" w:color="000000"/>
-              </w:pBdr>
-              <w:spacing w:after="100" w:before="100" w:line="240"/>
-              <w:ind w:left="100" w:right="100" w:firstLine="0" w:firstLineChars="0"/>
-              <w:rPr>
-                <w:rFonts w:ascii="Arial" w:hAnsi="Arial" w:eastAsia="Arial" w:cs="Arial"/>
-                <w:i w:val="false"/>
-                <w:b w:val="false"/>
-                <w:u w:val="none"/>
-                <w:sz w:val="18"/>
-                <w:szCs w:val="18"/>
-                <w:color w:val="000000"/>
-              </w:rPr>
-            </w:pPr>
-            <w:r>
-              <w:rPr>
-                <w:rFonts w:ascii="Arial" w:hAnsi="Arial" w:eastAsia="Arial" w:cs="Arial"/>
-                <w:i w:val="false"/>
-                <w:b w:val="false"/>
-                <w:u w:val="none"/>
-                <w:sz w:val="18"/>
-                <w:szCs w:val="18"/>
-                <w:color w:val="000000"/>
-              </w:rPr>
-              <w:t xml:space="preserve"/>
-            </w:r>
-          </w:p>
-        </w:tc>
-        <w:tc>
-          <w:tcPr>
-            <w:tcBorders>
-              <w:bottom w:val="none" w:sz="0" w:space="0" w:color="000000"/>
-              <w:top w:val="none" w:sz="0" w:space="0" w:color="000000"/>
-              <w:left w:val="none" w:sz="0" w:space="0" w:color="000000"/>
-              <w:right w:val="none" w:sz="0" w:space="0" w:color="000000"/>
-            </w:tcBorders>
-            <w:shd w:val="clear" w:color="auto" w:fill="FFFFFF"/>
-            <w:tcMar>
-              <w:top w:w="0" w:type="dxa"/>
-              <w:bottom w:w="0" w:type="dxa"/>
-              <w:left w:w="0" w:type="dxa"/>
-              <w:right w:w="0" w:type="dxa"/>
-            </w:tcMar>
-            <w:vAlign w:val="center"/>
-          </w:tcPr>
-          <w:p>
-            <w:pPr>
-              <w:jc w:val="center"/>
-              <w:pBdr>
-                <w:bottom w:val="none" w:sz="0" w:space="0" w:color="000000"/>
-                <w:top w:val="none" w:sz="0" w:space="0" w:color="000000"/>
-                <w:left w:val="none" w:sz="0" w:space="0" w:color="000000"/>
-                <w:right w:val="none" w:sz="0" w:space="0" w:color="000000"/>
-              </w:pBdr>
-              <w:spacing w:after="100" w:before="100" w:line="240"/>
-              <w:ind w:left="100" w:right="100" w:firstLine="0" w:firstLineChars="0"/>
-              <w:rPr>
-                <w:rFonts w:ascii="Arial" w:hAnsi="Arial" w:eastAsia="Arial" w:cs="Arial"/>
-                <w:i w:val="false"/>
-                <w:b w:val="false"/>
-                <w:u w:val="none"/>
-                <w:sz w:val="18"/>
-                <w:szCs w:val="18"/>
-                <w:color w:val="000000"/>
-              </w:rPr>
-            </w:pPr>
-            <w:r>
-              <w:rPr>
-                <w:rFonts w:ascii="Arial" w:hAnsi="Arial" w:eastAsia="Arial" w:cs="Arial"/>
-                <w:i w:val="false"/>
-                <w:b w:val="false"/>
-                <w:u w:val="none"/>
-                <w:sz w:val="18"/>
-                <w:szCs w:val="18"/>
-                <w:color w:val="000000"/>
-              </w:rPr>
-              <w:t xml:space="preserve">Poor</w:t>
-            </w:r>
-          </w:p>
-        </w:tc>
-      </w:tr>
-      <w:tr>
-        <w:trPr>
-          <w:trHeight w:val="544" w:hRule="auto"/>
-        </w:trPr>
-        body4
         <w:tc>
           <w:tcPr>
             <w:tcBorders>
@@ -3515,6 +2817,7 @@
           </w:tcPr>
           <w:p>
             <w:pPr>
+              <w:pStyle w:val="Normal"/>
               <w:jc w:val="left"/>
               <w:pBdr>
                 <w:bottom w:val="none" w:sz="0" w:space="0" w:color="000000"/>
@@ -3529,22 +2832,24 @@
                 <w:i w:val="false"/>
                 <w:b w:val="false"/>
                 <w:u w:val="none"/>
-                <w:sz w:val="18"/>
-                <w:szCs w:val="18"/>
-                <w:color w:val="000000"/>
-              </w:rPr>
-            </w:pPr>
-            <w:r>
-              <w:rPr>
-                <w:rFonts w:ascii="Arial" w:hAnsi="Arial" w:eastAsia="Arial" w:cs="Arial"/>
-                <w:i w:val="false"/>
-                <w:b w:val="false"/>
-                <w:u w:val="none"/>
-                <w:sz w:val="18"/>
-                <w:szCs w:val="18"/>
-                <w:color w:val="000000"/>
-              </w:rPr>
-              <w:t xml:space="preserve">74</w:t>
+                <w:strike w:val="false"/>
+                <w:sz w:val="18"/>
+                <w:szCs w:val="18"/>
+                <w:color w:val="000000"/>
+              </w:rPr>
+            </w:pPr>
+            <w:r>
+              <w:rPr>
+                <w:rFonts w:ascii="Arial" w:hAnsi="Arial" w:eastAsia="Arial" w:cs="Arial"/>
+                <w:i w:val="false"/>
+                <w:b w:val="false"/>
+                <w:u w:val="none"/>
+                <w:strike w:val="false"/>
+                <w:sz w:val="18"/>
+                <w:szCs w:val="18"/>
+                <w:color w:val="000000"/>
+              </w:rPr>
+              <w:t xml:space="preserve">51</w:t>
             </w:r>
           </w:p>
         </w:tc>
@@ -3567,31 +2872,34 @@
           </w:tcPr>
           <w:p>
             <w:pPr>
-              <w:jc w:val="center"/>
-              <w:pBdr>
-                <w:bottom w:val="none" w:sz="0" w:space="0" w:color="000000"/>
-                <w:top w:val="none" w:sz="0" w:space="0" w:color="000000"/>
-                <w:left w:val="none" w:sz="0" w:space="0" w:color="000000"/>
-                <w:right w:val="none" w:sz="0" w:space="0" w:color="000000"/>
-              </w:pBdr>
-              <w:spacing w:after="100" w:before="100" w:line="240"/>
-              <w:ind w:left="100" w:right="100" w:firstLine="0" w:firstLineChars="0"/>
-              <w:rPr>
-                <w:rFonts w:ascii="Arial" w:hAnsi="Arial" w:eastAsia="Arial" w:cs="Arial"/>
-                <w:i w:val="false"/>
-                <w:b w:val="false"/>
-                <w:u w:val="none"/>
-                <w:sz w:val="18"/>
-                <w:szCs w:val="18"/>
-                <w:color w:val="000000"/>
-              </w:rPr>
-            </w:pPr>
-            <w:r>
-              <w:rPr>
-                <w:rFonts w:ascii="Arial" w:hAnsi="Arial" w:eastAsia="Arial" w:cs="Arial"/>
-                <w:i w:val="false"/>
-                <w:b w:val="false"/>
-                <w:u w:val="none"/>
+              <w:pStyle w:val="Normal"/>
+              <w:jc w:val="center"/>
+              <w:pBdr>
+                <w:bottom w:val="none" w:sz="0" w:space="0" w:color="000000"/>
+                <w:top w:val="none" w:sz="0" w:space="0" w:color="000000"/>
+                <w:left w:val="none" w:sz="0" w:space="0" w:color="000000"/>
+                <w:right w:val="none" w:sz="0" w:space="0" w:color="000000"/>
+              </w:pBdr>
+              <w:spacing w:after="100" w:before="100" w:line="240"/>
+              <w:ind w:left="100" w:right="100" w:firstLine="0" w:firstLineChars="0"/>
+              <w:rPr>
+                <w:rFonts w:ascii="Arial" w:hAnsi="Arial" w:eastAsia="Arial" w:cs="Arial"/>
+                <w:i w:val="false"/>
+                <w:b w:val="false"/>
+                <w:u w:val="none"/>
+                <w:strike w:val="false"/>
+                <w:sz w:val="18"/>
+                <w:szCs w:val="18"/>
+                <w:color w:val="000000"/>
+              </w:rPr>
+            </w:pPr>
+            <w:r>
+              <w:rPr>
+                <w:rFonts w:ascii="Arial" w:hAnsi="Arial" w:eastAsia="Arial" w:cs="Arial"/>
+                <w:i w:val="false"/>
+                <w:b w:val="false"/>
+                <w:u w:val="none"/>
+                <w:strike w:val="false"/>
                 <w:sz w:val="18"/>
                 <w:szCs w:val="18"/>
                 <w:color w:val="000000"/>
@@ -3619,31 +2927,34 @@
           </w:tcPr>
           <w:p>
             <w:pPr>
-              <w:jc w:val="center"/>
-              <w:pBdr>
-                <w:bottom w:val="none" w:sz="0" w:space="0" w:color="000000"/>
-                <w:top w:val="none" w:sz="0" w:space="0" w:color="000000"/>
-                <w:left w:val="none" w:sz="0" w:space="0" w:color="000000"/>
-                <w:right w:val="none" w:sz="0" w:space="0" w:color="000000"/>
-              </w:pBdr>
-              <w:spacing w:after="100" w:before="100" w:line="240"/>
-              <w:ind w:left="100" w:right="100" w:firstLine="0" w:firstLineChars="0"/>
-              <w:rPr>
-                <w:rFonts w:ascii="Arial" w:hAnsi="Arial" w:eastAsia="Arial" w:cs="Arial"/>
-                <w:i w:val="false"/>
-                <w:b w:val="false"/>
-                <w:u w:val="none"/>
-                <w:sz w:val="18"/>
-                <w:szCs w:val="18"/>
-                <w:color w:val="000000"/>
-              </w:rPr>
-            </w:pPr>
-            <w:r>
-              <w:rPr>
-                <w:rFonts w:ascii="Arial" w:hAnsi="Arial" w:eastAsia="Arial" w:cs="Arial"/>
-                <w:i w:val="false"/>
-                <w:b w:val="false"/>
-                <w:u w:val="none"/>
+              <w:pStyle w:val="Normal"/>
+              <w:jc w:val="center"/>
+              <w:pBdr>
+                <w:bottom w:val="none" w:sz="0" w:space="0" w:color="000000"/>
+                <w:top w:val="none" w:sz="0" w:space="0" w:color="000000"/>
+                <w:left w:val="none" w:sz="0" w:space="0" w:color="000000"/>
+                <w:right w:val="none" w:sz="0" w:space="0" w:color="000000"/>
+              </w:pBdr>
+              <w:spacing w:after="100" w:before="100" w:line="240"/>
+              <w:ind w:left="100" w:right="100" w:firstLine="0" w:firstLineChars="0"/>
+              <w:rPr>
+                <w:rFonts w:ascii="Arial" w:hAnsi="Arial" w:eastAsia="Arial" w:cs="Arial"/>
+                <w:i w:val="false"/>
+                <w:b w:val="false"/>
+                <w:u w:val="none"/>
+                <w:strike w:val="false"/>
+                <w:sz w:val="18"/>
+                <w:szCs w:val="18"/>
+                <w:color w:val="000000"/>
+              </w:rPr>
+            </w:pPr>
+            <w:r>
+              <w:rPr>
+                <w:rFonts w:ascii="Arial" w:hAnsi="Arial" w:eastAsia="Arial" w:cs="Arial"/>
+                <w:i w:val="false"/>
+                <w:b w:val="false"/>
+                <w:u w:val="none"/>
+                <w:strike w:val="false"/>
                 <w:sz w:val="18"/>
                 <w:szCs w:val="18"/>
                 <w:color w:val="000000"/>
@@ -3671,36 +2982,39 @@
           </w:tcPr>
           <w:p>
             <w:pPr>
-              <w:jc w:val="center"/>
-              <w:pBdr>
-                <w:bottom w:val="none" w:sz="0" w:space="0" w:color="000000"/>
-                <w:top w:val="none" w:sz="0" w:space="0" w:color="000000"/>
-                <w:left w:val="none" w:sz="0" w:space="0" w:color="000000"/>
-                <w:right w:val="none" w:sz="0" w:space="0" w:color="000000"/>
-              </w:pBdr>
-              <w:spacing w:after="100" w:before="100" w:line="240"/>
-              <w:ind w:left="100" w:right="100" w:firstLine="0" w:firstLineChars="0"/>
-              <w:rPr>
-                <w:rFonts w:ascii="Arial" w:hAnsi="Arial" w:eastAsia="Arial" w:cs="Arial"/>
-                <w:i w:val="false"/>
-                <w:b w:val="false"/>
-                <w:u w:val="none"/>
-                <w:sz w:val="18"/>
-                <w:szCs w:val="18"/>
-                <w:color w:val="000000"/>
-              </w:rPr>
-            </w:pPr>
-            <w:r>
-              <w:rPr>
-                <w:rFonts w:ascii="Arial" w:hAnsi="Arial" w:eastAsia="Arial" w:cs="Arial"/>
-                <w:i w:val="false"/>
-                <w:b w:val="false"/>
-                <w:u w:val="none"/>
-                <w:sz w:val="18"/>
-                <w:szCs w:val="18"/>
-                <w:color w:val="000000"/>
-              </w:rPr>
-              <w:t xml:space="preserve">CD</w:t>
+              <w:pStyle w:val="Normal"/>
+              <w:jc w:val="center"/>
+              <w:pBdr>
+                <w:bottom w:val="none" w:sz="0" w:space="0" w:color="000000"/>
+                <w:top w:val="none" w:sz="0" w:space="0" w:color="000000"/>
+                <w:left w:val="none" w:sz="0" w:space="0" w:color="000000"/>
+                <w:right w:val="none" w:sz="0" w:space="0" w:color="000000"/>
+              </w:pBdr>
+              <w:spacing w:after="100" w:before="100" w:line="240"/>
+              <w:ind w:left="100" w:right="100" w:firstLine="0" w:firstLineChars="0"/>
+              <w:rPr>
+                <w:rFonts w:ascii="Arial" w:hAnsi="Arial" w:eastAsia="Arial" w:cs="Arial"/>
+                <w:i w:val="false"/>
+                <w:b w:val="false"/>
+                <w:u w:val="none"/>
+                <w:strike w:val="false"/>
+                <w:sz w:val="18"/>
+                <w:szCs w:val="18"/>
+                <w:color w:val="000000"/>
+              </w:rPr>
+            </w:pPr>
+            <w:r>
+              <w:rPr>
+                <w:rFonts w:ascii="Arial" w:hAnsi="Arial" w:eastAsia="Arial" w:cs="Arial"/>
+                <w:i w:val="false"/>
+                <w:b w:val="false"/>
+                <w:u w:val="none"/>
+                <w:strike w:val="false"/>
+                <w:sz w:val="18"/>
+                <w:szCs w:val="18"/>
+                <w:color w:val="000000"/>
+              </w:rPr>
+              <w:t xml:space="preserve">No</w:t>
             </w:r>
           </w:p>
         </w:tc>
@@ -3723,36 +3037,39 @@
           </w:tcPr>
           <w:p>
             <w:pPr>
-              <w:jc w:val="center"/>
-              <w:pBdr>
-                <w:bottom w:val="none" w:sz="0" w:space="0" w:color="000000"/>
-                <w:top w:val="none" w:sz="0" w:space="0" w:color="000000"/>
-                <w:left w:val="none" w:sz="0" w:space="0" w:color="000000"/>
-                <w:right w:val="none" w:sz="0" w:space="0" w:color="000000"/>
-              </w:pBdr>
-              <w:spacing w:after="100" w:before="100" w:line="240"/>
-              <w:ind w:left="100" w:right="100" w:firstLine="0" w:firstLineChars="0"/>
-              <w:rPr>
-                <w:rFonts w:ascii="Arial" w:hAnsi="Arial" w:eastAsia="Arial" w:cs="Arial"/>
-                <w:i w:val="false"/>
-                <w:b w:val="false"/>
-                <w:u w:val="none"/>
-                <w:sz w:val="18"/>
-                <w:szCs w:val="18"/>
-                <w:color w:val="000000"/>
-              </w:rPr>
-            </w:pPr>
-            <w:r>
-              <w:rPr>
-                <w:rFonts w:ascii="Arial" w:hAnsi="Arial" w:eastAsia="Arial" w:cs="Arial"/>
-                <w:i w:val="false"/>
-                <w:b w:val="false"/>
-                <w:u w:val="none"/>
-                <w:sz w:val="18"/>
-                <w:szCs w:val="18"/>
-                <w:color w:val="000000"/>
-              </w:rPr>
-              <w:t xml:space="preserve">NR</w:t>
+              <w:pStyle w:val="Normal"/>
+              <w:jc w:val="center"/>
+              <w:pBdr>
+                <w:bottom w:val="none" w:sz="0" w:space="0" w:color="000000"/>
+                <w:top w:val="none" w:sz="0" w:space="0" w:color="000000"/>
+                <w:left w:val="none" w:sz="0" w:space="0" w:color="000000"/>
+                <w:right w:val="none" w:sz="0" w:space="0" w:color="000000"/>
+              </w:pBdr>
+              <w:spacing w:after="100" w:before="100" w:line="240"/>
+              <w:ind w:left="100" w:right="100" w:firstLine="0" w:firstLineChars="0"/>
+              <w:rPr>
+                <w:rFonts w:ascii="Arial" w:hAnsi="Arial" w:eastAsia="Arial" w:cs="Arial"/>
+                <w:i w:val="false"/>
+                <w:b w:val="false"/>
+                <w:u w:val="none"/>
+                <w:strike w:val="false"/>
+                <w:sz w:val="18"/>
+                <w:szCs w:val="18"/>
+                <w:color w:val="000000"/>
+              </w:rPr>
+            </w:pPr>
+            <w:r>
+              <w:rPr>
+                <w:rFonts w:ascii="Arial" w:hAnsi="Arial" w:eastAsia="Arial" w:cs="Arial"/>
+                <w:i w:val="false"/>
+                <w:b w:val="false"/>
+                <w:u w:val="none"/>
+                <w:strike w:val="false"/>
+                <w:sz w:val="18"/>
+                <w:szCs w:val="18"/>
+                <w:color w:val="000000"/>
+              </w:rPr>
+              <w:t xml:space="preserve">No</w:t>
             </w:r>
           </w:p>
         </w:tc>
@@ -3775,36 +3092,39 @@
           </w:tcPr>
           <w:p>
             <w:pPr>
-              <w:jc w:val="center"/>
-              <w:pBdr>
-                <w:bottom w:val="none" w:sz="0" w:space="0" w:color="000000"/>
-                <w:top w:val="none" w:sz="0" w:space="0" w:color="000000"/>
-                <w:left w:val="none" w:sz="0" w:space="0" w:color="000000"/>
-                <w:right w:val="none" w:sz="0" w:space="0" w:color="000000"/>
-              </w:pBdr>
-              <w:spacing w:after="100" w:before="100" w:line="240"/>
-              <w:ind w:left="100" w:right="100" w:firstLine="0" w:firstLineChars="0"/>
-              <w:rPr>
-                <w:rFonts w:ascii="Arial" w:hAnsi="Arial" w:eastAsia="Arial" w:cs="Arial"/>
-                <w:i w:val="false"/>
-                <w:b w:val="false"/>
-                <w:u w:val="none"/>
-                <w:sz w:val="18"/>
-                <w:szCs w:val="18"/>
-                <w:color w:val="000000"/>
-              </w:rPr>
-            </w:pPr>
-            <w:r>
-              <w:rPr>
-                <w:rFonts w:ascii="Arial" w:hAnsi="Arial" w:eastAsia="Arial" w:cs="Arial"/>
-                <w:i w:val="false"/>
-                <w:b w:val="false"/>
-                <w:u w:val="none"/>
-                <w:sz w:val="18"/>
-                <w:szCs w:val="18"/>
-                <w:color w:val="000000"/>
-              </w:rPr>
-              <w:t xml:space="preserve">NR</w:t>
+              <w:pStyle w:val="Normal"/>
+              <w:jc w:val="center"/>
+              <w:pBdr>
+                <w:bottom w:val="none" w:sz="0" w:space="0" w:color="000000"/>
+                <w:top w:val="none" w:sz="0" w:space="0" w:color="000000"/>
+                <w:left w:val="none" w:sz="0" w:space="0" w:color="000000"/>
+                <w:right w:val="none" w:sz="0" w:space="0" w:color="000000"/>
+              </w:pBdr>
+              <w:spacing w:after="100" w:before="100" w:line="240"/>
+              <w:ind w:left="100" w:right="100" w:firstLine="0" w:firstLineChars="0"/>
+              <w:rPr>
+                <w:rFonts w:ascii="Arial" w:hAnsi="Arial" w:eastAsia="Arial" w:cs="Arial"/>
+                <w:i w:val="false"/>
+                <w:b w:val="false"/>
+                <w:u w:val="none"/>
+                <w:strike w:val="false"/>
+                <w:sz w:val="18"/>
+                <w:szCs w:val="18"/>
+                <w:color w:val="000000"/>
+              </w:rPr>
+            </w:pPr>
+            <w:r>
+              <w:rPr>
+                <w:rFonts w:ascii="Arial" w:hAnsi="Arial" w:eastAsia="Arial" w:cs="Arial"/>
+                <w:i w:val="false"/>
+                <w:b w:val="false"/>
+                <w:u w:val="none"/>
+                <w:strike w:val="false"/>
+                <w:sz w:val="18"/>
+                <w:szCs w:val="18"/>
+                <w:color w:val="000000"/>
+              </w:rPr>
+              <w:t xml:space="preserve">No</w:t>
             </w:r>
           </w:p>
         </w:tc>
@@ -3827,31 +3147,34 @@
           </w:tcPr>
           <w:p>
             <w:pPr>
-              <w:jc w:val="center"/>
-              <w:pBdr>
-                <w:bottom w:val="none" w:sz="0" w:space="0" w:color="000000"/>
-                <w:top w:val="none" w:sz="0" w:space="0" w:color="000000"/>
-                <w:left w:val="none" w:sz="0" w:space="0" w:color="000000"/>
-                <w:right w:val="none" w:sz="0" w:space="0" w:color="000000"/>
-              </w:pBdr>
-              <w:spacing w:after="100" w:before="100" w:line="240"/>
-              <w:ind w:left="100" w:right="100" w:firstLine="0" w:firstLineChars="0"/>
-              <w:rPr>
-                <w:rFonts w:ascii="Arial" w:hAnsi="Arial" w:eastAsia="Arial" w:cs="Arial"/>
-                <w:i w:val="false"/>
-                <w:b w:val="false"/>
-                <w:u w:val="none"/>
-                <w:sz w:val="18"/>
-                <w:szCs w:val="18"/>
-                <w:color w:val="000000"/>
-              </w:rPr>
-            </w:pPr>
-            <w:r>
-              <w:rPr>
-                <w:rFonts w:ascii="Arial" w:hAnsi="Arial" w:eastAsia="Arial" w:cs="Arial"/>
-                <w:i w:val="false"/>
-                <w:b w:val="false"/>
-                <w:u w:val="none"/>
+              <w:pStyle w:val="Normal"/>
+              <w:jc w:val="center"/>
+              <w:pBdr>
+                <w:bottom w:val="none" w:sz="0" w:space="0" w:color="000000"/>
+                <w:top w:val="none" w:sz="0" w:space="0" w:color="000000"/>
+                <w:left w:val="none" w:sz="0" w:space="0" w:color="000000"/>
+                <w:right w:val="none" w:sz="0" w:space="0" w:color="000000"/>
+              </w:pBdr>
+              <w:spacing w:after="100" w:before="100" w:line="240"/>
+              <w:ind w:left="100" w:right="100" w:firstLine="0" w:firstLineChars="0"/>
+              <w:rPr>
+                <w:rFonts w:ascii="Arial" w:hAnsi="Arial" w:eastAsia="Arial" w:cs="Arial"/>
+                <w:i w:val="false"/>
+                <w:b w:val="false"/>
+                <w:u w:val="none"/>
+                <w:strike w:val="false"/>
+                <w:sz w:val="18"/>
+                <w:szCs w:val="18"/>
+                <w:color w:val="000000"/>
+              </w:rPr>
+            </w:pPr>
+            <w:r>
+              <w:rPr>
+                <w:rFonts w:ascii="Arial" w:hAnsi="Arial" w:eastAsia="Arial" w:cs="Arial"/>
+                <w:i w:val="false"/>
+                <w:b w:val="false"/>
+                <w:u w:val="none"/>
+                <w:strike w:val="false"/>
                 <w:sz w:val="18"/>
                 <w:szCs w:val="18"/>
                 <w:color w:val="000000"/>
@@ -3879,31 +3202,34 @@
           </w:tcPr>
           <w:p>
             <w:pPr>
-              <w:jc w:val="center"/>
-              <w:pBdr>
-                <w:bottom w:val="none" w:sz="0" w:space="0" w:color="000000"/>
-                <w:top w:val="none" w:sz="0" w:space="0" w:color="000000"/>
-                <w:left w:val="none" w:sz="0" w:space="0" w:color="000000"/>
-                <w:right w:val="none" w:sz="0" w:space="0" w:color="000000"/>
-              </w:pBdr>
-              <w:spacing w:after="100" w:before="100" w:line="240"/>
-              <w:ind w:left="100" w:right="100" w:firstLine="0" w:firstLineChars="0"/>
-              <w:rPr>
-                <w:rFonts w:ascii="Arial" w:hAnsi="Arial" w:eastAsia="Arial" w:cs="Arial"/>
-                <w:i w:val="false"/>
-                <w:b w:val="false"/>
-                <w:u w:val="none"/>
-                <w:sz w:val="18"/>
-                <w:szCs w:val="18"/>
-                <w:color w:val="000000"/>
-              </w:rPr>
-            </w:pPr>
-            <w:r>
-              <w:rPr>
-                <w:rFonts w:ascii="Arial" w:hAnsi="Arial" w:eastAsia="Arial" w:cs="Arial"/>
-                <w:i w:val="false"/>
-                <w:b w:val="false"/>
-                <w:u w:val="none"/>
+              <w:pStyle w:val="Normal"/>
+              <w:jc w:val="center"/>
+              <w:pBdr>
+                <w:bottom w:val="none" w:sz="0" w:space="0" w:color="000000"/>
+                <w:top w:val="none" w:sz="0" w:space="0" w:color="000000"/>
+                <w:left w:val="none" w:sz="0" w:space="0" w:color="000000"/>
+                <w:right w:val="none" w:sz="0" w:space="0" w:color="000000"/>
+              </w:pBdr>
+              <w:spacing w:after="100" w:before="100" w:line="240"/>
+              <w:ind w:left="100" w:right="100" w:firstLine="0" w:firstLineChars="0"/>
+              <w:rPr>
+                <w:rFonts w:ascii="Arial" w:hAnsi="Arial" w:eastAsia="Arial" w:cs="Arial"/>
+                <w:i w:val="false"/>
+                <w:b w:val="false"/>
+                <w:u w:val="none"/>
+                <w:strike w:val="false"/>
+                <w:sz w:val="18"/>
+                <w:szCs w:val="18"/>
+                <w:color w:val="000000"/>
+              </w:rPr>
+            </w:pPr>
+            <w:r>
+              <w:rPr>
+                <w:rFonts w:ascii="Arial" w:hAnsi="Arial" w:eastAsia="Arial" w:cs="Arial"/>
+                <w:i w:val="false"/>
+                <w:b w:val="false"/>
+                <w:u w:val="none"/>
+                <w:strike w:val="false"/>
                 <w:sz w:val="18"/>
                 <w:szCs w:val="18"/>
                 <w:color w:val="000000"/>
@@ -3931,36 +3257,39 @@
           </w:tcPr>
           <w:p>
             <w:pPr>
-              <w:jc w:val="center"/>
-              <w:pBdr>
-                <w:bottom w:val="none" w:sz="0" w:space="0" w:color="000000"/>
-                <w:top w:val="none" w:sz="0" w:space="0" w:color="000000"/>
-                <w:left w:val="none" w:sz="0" w:space="0" w:color="000000"/>
-                <w:right w:val="none" w:sz="0" w:space="0" w:color="000000"/>
-              </w:pBdr>
-              <w:spacing w:after="100" w:before="100" w:line="240"/>
-              <w:ind w:left="100" w:right="100" w:firstLine="0" w:firstLineChars="0"/>
-              <w:rPr>
-                <w:rFonts w:ascii="Arial" w:hAnsi="Arial" w:eastAsia="Arial" w:cs="Arial"/>
-                <w:i w:val="false"/>
-                <w:b w:val="false"/>
-                <w:u w:val="none"/>
-                <w:sz w:val="18"/>
-                <w:szCs w:val="18"/>
-                <w:color w:val="000000"/>
-              </w:rPr>
-            </w:pPr>
-            <w:r>
-              <w:rPr>
-                <w:rFonts w:ascii="Arial" w:hAnsi="Arial" w:eastAsia="Arial" w:cs="Arial"/>
-                <w:i w:val="false"/>
-                <w:b w:val="false"/>
-                <w:u w:val="none"/>
-                <w:sz w:val="18"/>
-                <w:szCs w:val="18"/>
-                <w:color w:val="000000"/>
-              </w:rPr>
-              <w:t xml:space="preserve">NA</w:t>
+              <w:pStyle w:val="Normal"/>
+              <w:jc w:val="center"/>
+              <w:pBdr>
+                <w:bottom w:val="none" w:sz="0" w:space="0" w:color="000000"/>
+                <w:top w:val="none" w:sz="0" w:space="0" w:color="000000"/>
+                <w:left w:val="none" w:sz="0" w:space="0" w:color="000000"/>
+                <w:right w:val="none" w:sz="0" w:space="0" w:color="000000"/>
+              </w:pBdr>
+              <w:spacing w:after="100" w:before="100" w:line="240"/>
+              <w:ind w:left="100" w:right="100" w:firstLine="0" w:firstLineChars="0"/>
+              <w:rPr>
+                <w:rFonts w:ascii="Arial" w:hAnsi="Arial" w:eastAsia="Arial" w:cs="Arial"/>
+                <w:i w:val="false"/>
+                <w:b w:val="false"/>
+                <w:u w:val="none"/>
+                <w:strike w:val="false"/>
+                <w:sz w:val="18"/>
+                <w:szCs w:val="18"/>
+                <w:color w:val="000000"/>
+              </w:rPr>
+            </w:pPr>
+            <w:r>
+              <w:rPr>
+                <w:rFonts w:ascii="Arial" w:hAnsi="Arial" w:eastAsia="Arial" w:cs="Arial"/>
+                <w:i w:val="false"/>
+                <w:b w:val="false"/>
+                <w:u w:val="none"/>
+                <w:strike w:val="false"/>
+                <w:sz w:val="18"/>
+                <w:szCs w:val="18"/>
+                <w:color w:val="000000"/>
+              </w:rPr>
+              <w:t xml:space="preserve">NR</w:t>
             </w:r>
           </w:p>
         </w:tc>
@@ -3983,36 +3312,39 @@
           </w:tcPr>
           <w:p>
             <w:pPr>
-              <w:jc w:val="center"/>
-              <w:pBdr>
-                <w:bottom w:val="none" w:sz="0" w:space="0" w:color="000000"/>
-                <w:top w:val="none" w:sz="0" w:space="0" w:color="000000"/>
-                <w:left w:val="none" w:sz="0" w:space="0" w:color="000000"/>
-                <w:right w:val="none" w:sz="0" w:space="0" w:color="000000"/>
-              </w:pBdr>
-              <w:spacing w:after="100" w:before="100" w:line="240"/>
-              <w:ind w:left="100" w:right="100" w:firstLine="0" w:firstLineChars="0"/>
-              <w:rPr>
-                <w:rFonts w:ascii="Arial" w:hAnsi="Arial" w:eastAsia="Arial" w:cs="Arial"/>
-                <w:i w:val="false"/>
-                <w:b w:val="false"/>
-                <w:u w:val="none"/>
-                <w:sz w:val="18"/>
-                <w:szCs w:val="18"/>
-                <w:color w:val="000000"/>
-              </w:rPr>
-            </w:pPr>
-            <w:r>
-              <w:rPr>
-                <w:rFonts w:ascii="Arial" w:hAnsi="Arial" w:eastAsia="Arial" w:cs="Arial"/>
-                <w:i w:val="false"/>
-                <w:b w:val="false"/>
-                <w:u w:val="none"/>
-                <w:sz w:val="18"/>
-                <w:szCs w:val="18"/>
-                <w:color w:val="000000"/>
-              </w:rPr>
-              <w:t xml:space="preserve">No</w:t>
+              <w:pStyle w:val="Normal"/>
+              <w:jc w:val="center"/>
+              <w:pBdr>
+                <w:bottom w:val="none" w:sz="0" w:space="0" w:color="000000"/>
+                <w:top w:val="none" w:sz="0" w:space="0" w:color="000000"/>
+                <w:left w:val="none" w:sz="0" w:space="0" w:color="000000"/>
+                <w:right w:val="none" w:sz="0" w:space="0" w:color="000000"/>
+              </w:pBdr>
+              <w:spacing w:after="100" w:before="100" w:line="240"/>
+              <w:ind w:left="100" w:right="100" w:firstLine="0" w:firstLineChars="0"/>
+              <w:rPr>
+                <w:rFonts w:ascii="Arial" w:hAnsi="Arial" w:eastAsia="Arial" w:cs="Arial"/>
+                <w:i w:val="false"/>
+                <w:b w:val="false"/>
+                <w:u w:val="none"/>
+                <w:strike w:val="false"/>
+                <w:sz w:val="18"/>
+                <w:szCs w:val="18"/>
+                <w:color w:val="000000"/>
+              </w:rPr>
+            </w:pPr>
+            <w:r>
+              <w:rPr>
+                <w:rFonts w:ascii="Arial" w:hAnsi="Arial" w:eastAsia="Arial" w:cs="Arial"/>
+                <w:i w:val="false"/>
+                <w:b w:val="false"/>
+                <w:u w:val="none"/>
+                <w:strike w:val="false"/>
+                <w:sz w:val="18"/>
+                <w:szCs w:val="18"/>
+                <w:color w:val="000000"/>
+              </w:rPr>
+              <w:t xml:space="preserve">Yes</w:t>
             </w:r>
           </w:p>
         </w:tc>
@@ -4035,36 +3367,39 @@
           </w:tcPr>
           <w:p>
             <w:pPr>
-              <w:jc w:val="center"/>
-              <w:pBdr>
-                <w:bottom w:val="none" w:sz="0" w:space="0" w:color="000000"/>
-                <w:top w:val="none" w:sz="0" w:space="0" w:color="000000"/>
-                <w:left w:val="none" w:sz="0" w:space="0" w:color="000000"/>
-                <w:right w:val="none" w:sz="0" w:space="0" w:color="000000"/>
-              </w:pBdr>
-              <w:spacing w:after="100" w:before="100" w:line="240"/>
-              <w:ind w:left="100" w:right="100" w:firstLine="0" w:firstLineChars="0"/>
-              <w:rPr>
-                <w:rFonts w:ascii="Arial" w:hAnsi="Arial" w:eastAsia="Arial" w:cs="Arial"/>
-                <w:i w:val="false"/>
-                <w:b w:val="false"/>
-                <w:u w:val="none"/>
-                <w:sz w:val="18"/>
-                <w:szCs w:val="18"/>
-                <w:color w:val="000000"/>
-              </w:rPr>
-            </w:pPr>
-            <w:r>
-              <w:rPr>
-                <w:rFonts w:ascii="Arial" w:hAnsi="Arial" w:eastAsia="Arial" w:cs="Arial"/>
-                <w:i w:val="false"/>
-                <w:b w:val="false"/>
-                <w:u w:val="none"/>
-                <w:sz w:val="18"/>
-                <w:szCs w:val="18"/>
-                <w:color w:val="000000"/>
-              </w:rPr>
-              <w:t xml:space="preserve">Yes</w:t>
+              <w:pStyle w:val="Normal"/>
+              <w:jc w:val="center"/>
+              <w:pBdr>
+                <w:bottom w:val="none" w:sz="0" w:space="0" w:color="000000"/>
+                <w:top w:val="none" w:sz="0" w:space="0" w:color="000000"/>
+                <w:left w:val="none" w:sz="0" w:space="0" w:color="000000"/>
+                <w:right w:val="none" w:sz="0" w:space="0" w:color="000000"/>
+              </w:pBdr>
+              <w:spacing w:after="100" w:before="100" w:line="240"/>
+              <w:ind w:left="100" w:right="100" w:firstLine="0" w:firstLineChars="0"/>
+              <w:rPr>
+                <w:rFonts w:ascii="Arial" w:hAnsi="Arial" w:eastAsia="Arial" w:cs="Arial"/>
+                <w:i w:val="false"/>
+                <w:b w:val="false"/>
+                <w:u w:val="none"/>
+                <w:strike w:val="false"/>
+                <w:sz w:val="18"/>
+                <w:szCs w:val="18"/>
+                <w:color w:val="000000"/>
+              </w:rPr>
+            </w:pPr>
+            <w:r>
+              <w:rPr>
+                <w:rFonts w:ascii="Arial" w:hAnsi="Arial" w:eastAsia="Arial" w:cs="Arial"/>
+                <w:i w:val="false"/>
+                <w:b w:val="false"/>
+                <w:u w:val="none"/>
+                <w:strike w:val="false"/>
+                <w:sz w:val="18"/>
+                <w:szCs w:val="18"/>
+                <w:color w:val="000000"/>
+              </w:rPr>
+              <w:t xml:space="preserve">No</w:t>
             </w:r>
           </w:p>
         </w:tc>
@@ -4087,31 +3422,34 @@
           </w:tcPr>
           <w:p>
             <w:pPr>
-              <w:jc w:val="center"/>
-              <w:pBdr>
-                <w:bottom w:val="none" w:sz="0" w:space="0" w:color="000000"/>
-                <w:top w:val="none" w:sz="0" w:space="0" w:color="000000"/>
-                <w:left w:val="none" w:sz="0" w:space="0" w:color="000000"/>
-                <w:right w:val="none" w:sz="0" w:space="0" w:color="000000"/>
-              </w:pBdr>
-              <w:spacing w:after="100" w:before="100" w:line="240"/>
-              <w:ind w:left="100" w:right="100" w:firstLine="0" w:firstLineChars="0"/>
-              <w:rPr>
-                <w:rFonts w:ascii="Arial" w:hAnsi="Arial" w:eastAsia="Arial" w:cs="Arial"/>
-                <w:i w:val="false"/>
-                <w:b w:val="false"/>
-                <w:u w:val="none"/>
-                <w:sz w:val="18"/>
-                <w:szCs w:val="18"/>
-                <w:color w:val="000000"/>
-              </w:rPr>
-            </w:pPr>
-            <w:r>
-              <w:rPr>
-                <w:rFonts w:ascii="Arial" w:hAnsi="Arial" w:eastAsia="Arial" w:cs="Arial"/>
-                <w:i w:val="false"/>
-                <w:b w:val="false"/>
-                <w:u w:val="none"/>
+              <w:pStyle w:val="Normal"/>
+              <w:jc w:val="center"/>
+              <w:pBdr>
+                <w:bottom w:val="none" w:sz="0" w:space="0" w:color="000000"/>
+                <w:top w:val="none" w:sz="0" w:space="0" w:color="000000"/>
+                <w:left w:val="none" w:sz="0" w:space="0" w:color="000000"/>
+                <w:right w:val="none" w:sz="0" w:space="0" w:color="000000"/>
+              </w:pBdr>
+              <w:spacing w:after="100" w:before="100" w:line="240"/>
+              <w:ind w:left="100" w:right="100" w:firstLine="0" w:firstLineChars="0"/>
+              <w:rPr>
+                <w:rFonts w:ascii="Arial" w:hAnsi="Arial" w:eastAsia="Arial" w:cs="Arial"/>
+                <w:i w:val="false"/>
+                <w:b w:val="false"/>
+                <w:u w:val="none"/>
+                <w:strike w:val="false"/>
+                <w:sz w:val="18"/>
+                <w:szCs w:val="18"/>
+                <w:color w:val="000000"/>
+              </w:rPr>
+            </w:pPr>
+            <w:r>
+              <w:rPr>
+                <w:rFonts w:ascii="Arial" w:hAnsi="Arial" w:eastAsia="Arial" w:cs="Arial"/>
+                <w:i w:val="false"/>
+                <w:b w:val="false"/>
+                <w:u w:val="none"/>
+                <w:strike w:val="false"/>
                 <w:sz w:val="18"/>
                 <w:szCs w:val="18"/>
                 <w:color w:val="000000"/>
@@ -4139,31 +3477,34 @@
           </w:tcPr>
           <w:p>
             <w:pPr>
-              <w:jc w:val="center"/>
-              <w:pBdr>
-                <w:bottom w:val="none" w:sz="0" w:space="0" w:color="000000"/>
-                <w:top w:val="none" w:sz="0" w:space="0" w:color="000000"/>
-                <w:left w:val="none" w:sz="0" w:space="0" w:color="000000"/>
-                <w:right w:val="none" w:sz="0" w:space="0" w:color="000000"/>
-              </w:pBdr>
-              <w:spacing w:after="100" w:before="100" w:line="240"/>
-              <w:ind w:left="100" w:right="100" w:firstLine="0" w:firstLineChars="0"/>
-              <w:rPr>
-                <w:rFonts w:ascii="Arial" w:hAnsi="Arial" w:eastAsia="Arial" w:cs="Arial"/>
-                <w:i w:val="false"/>
-                <w:b w:val="false"/>
-                <w:u w:val="none"/>
-                <w:sz w:val="18"/>
-                <w:szCs w:val="18"/>
-                <w:color w:val="000000"/>
-              </w:rPr>
-            </w:pPr>
-            <w:r>
-              <w:rPr>
-                <w:rFonts w:ascii="Arial" w:hAnsi="Arial" w:eastAsia="Arial" w:cs="Arial"/>
-                <w:i w:val="false"/>
-                <w:b w:val="false"/>
-                <w:u w:val="none"/>
+              <w:pStyle w:val="Normal"/>
+              <w:jc w:val="center"/>
+              <w:pBdr>
+                <w:bottom w:val="none" w:sz="0" w:space="0" w:color="000000"/>
+                <w:top w:val="none" w:sz="0" w:space="0" w:color="000000"/>
+                <w:left w:val="none" w:sz="0" w:space="0" w:color="000000"/>
+                <w:right w:val="none" w:sz="0" w:space="0" w:color="000000"/>
+              </w:pBdr>
+              <w:spacing w:after="100" w:before="100" w:line="240"/>
+              <w:ind w:left="100" w:right="100" w:firstLine="0" w:firstLineChars="0"/>
+              <w:rPr>
+                <w:rFonts w:ascii="Arial" w:hAnsi="Arial" w:eastAsia="Arial" w:cs="Arial"/>
+                <w:i w:val="false"/>
+                <w:b w:val="false"/>
+                <w:u w:val="none"/>
+                <w:strike w:val="false"/>
+                <w:sz w:val="18"/>
+                <w:szCs w:val="18"/>
+                <w:color w:val="000000"/>
+              </w:rPr>
+            </w:pPr>
+            <w:r>
+              <w:rPr>
+                <w:rFonts w:ascii="Arial" w:hAnsi="Arial" w:eastAsia="Arial" w:cs="Arial"/>
+                <w:i w:val="false"/>
+                <w:b w:val="false"/>
+                <w:u w:val="none"/>
+                <w:strike w:val="false"/>
                 <w:sz w:val="18"/>
                 <w:szCs w:val="18"/>
                 <w:color w:val="000000"/>
@@ -4191,31 +3532,34 @@
           </w:tcPr>
           <w:p>
             <w:pPr>
-              <w:jc w:val="center"/>
-              <w:pBdr>
-                <w:bottom w:val="none" w:sz="0" w:space="0" w:color="000000"/>
-                <w:top w:val="none" w:sz="0" w:space="0" w:color="000000"/>
-                <w:left w:val="none" w:sz="0" w:space="0" w:color="000000"/>
-                <w:right w:val="none" w:sz="0" w:space="0" w:color="000000"/>
-              </w:pBdr>
-              <w:spacing w:after="100" w:before="100" w:line="240"/>
-              <w:ind w:left="100" w:right="100" w:firstLine="0" w:firstLineChars="0"/>
-              <w:rPr>
-                <w:rFonts w:ascii="Arial" w:hAnsi="Arial" w:eastAsia="Arial" w:cs="Arial"/>
-                <w:i w:val="false"/>
-                <w:b w:val="false"/>
-                <w:u w:val="none"/>
-                <w:sz w:val="18"/>
-                <w:szCs w:val="18"/>
-                <w:color w:val="000000"/>
-              </w:rPr>
-            </w:pPr>
-            <w:r>
-              <w:rPr>
-                <w:rFonts w:ascii="Arial" w:hAnsi="Arial" w:eastAsia="Arial" w:cs="Arial"/>
-                <w:i w:val="false"/>
-                <w:b w:val="false"/>
-                <w:u w:val="none"/>
+              <w:pStyle w:val="Normal"/>
+              <w:jc w:val="center"/>
+              <w:pBdr>
+                <w:bottom w:val="none" w:sz="0" w:space="0" w:color="000000"/>
+                <w:top w:val="none" w:sz="0" w:space="0" w:color="000000"/>
+                <w:left w:val="none" w:sz="0" w:space="0" w:color="000000"/>
+                <w:right w:val="none" w:sz="0" w:space="0" w:color="000000"/>
+              </w:pBdr>
+              <w:spacing w:after="100" w:before="100" w:line="240"/>
+              <w:ind w:left="100" w:right="100" w:firstLine="0" w:firstLineChars="0"/>
+              <w:rPr>
+                <w:rFonts w:ascii="Arial" w:hAnsi="Arial" w:eastAsia="Arial" w:cs="Arial"/>
+                <w:i w:val="false"/>
+                <w:b w:val="false"/>
+                <w:u w:val="none"/>
+                <w:strike w:val="false"/>
+                <w:sz w:val="18"/>
+                <w:szCs w:val="18"/>
+                <w:color w:val="000000"/>
+              </w:rPr>
+            </w:pPr>
+            <w:r>
+              <w:rPr>
+                <w:rFonts w:ascii="Arial" w:hAnsi="Arial" w:eastAsia="Arial" w:cs="Arial"/>
+                <w:i w:val="false"/>
+                <w:b w:val="false"/>
+                <w:u w:val="none"/>
+                <w:strike w:val="false"/>
                 <w:sz w:val="18"/>
                 <w:szCs w:val="18"/>
                 <w:color w:val="000000"/>
@@ -4243,31 +3587,34 @@
           </w:tcPr>
           <w:p>
             <w:pPr>
-              <w:jc w:val="center"/>
-              <w:pBdr>
-                <w:bottom w:val="none" w:sz="0" w:space="0" w:color="000000"/>
-                <w:top w:val="none" w:sz="0" w:space="0" w:color="000000"/>
-                <w:left w:val="none" w:sz="0" w:space="0" w:color="000000"/>
-                <w:right w:val="none" w:sz="0" w:space="0" w:color="000000"/>
-              </w:pBdr>
-              <w:spacing w:after="100" w:before="100" w:line="240"/>
-              <w:ind w:left="100" w:right="100" w:firstLine="0" w:firstLineChars="0"/>
-              <w:rPr>
-                <w:rFonts w:ascii="Arial" w:hAnsi="Arial" w:eastAsia="Arial" w:cs="Arial"/>
-                <w:i w:val="false"/>
-                <w:b w:val="false"/>
-                <w:u w:val="none"/>
-                <w:sz w:val="18"/>
-                <w:szCs w:val="18"/>
-                <w:color w:val="000000"/>
-              </w:rPr>
-            </w:pPr>
-            <w:r>
-              <w:rPr>
-                <w:rFonts w:ascii="Arial" w:hAnsi="Arial" w:eastAsia="Arial" w:cs="Arial"/>
-                <w:i w:val="false"/>
-                <w:b w:val="false"/>
-                <w:u w:val="none"/>
+              <w:pStyle w:val="Normal"/>
+              <w:jc w:val="center"/>
+              <w:pBdr>
+                <w:bottom w:val="none" w:sz="0" w:space="0" w:color="000000"/>
+                <w:top w:val="none" w:sz="0" w:space="0" w:color="000000"/>
+                <w:left w:val="none" w:sz="0" w:space="0" w:color="000000"/>
+                <w:right w:val="none" w:sz="0" w:space="0" w:color="000000"/>
+              </w:pBdr>
+              <w:spacing w:after="100" w:before="100" w:line="240"/>
+              <w:ind w:left="100" w:right="100" w:firstLine="0" w:firstLineChars="0"/>
+              <w:rPr>
+                <w:rFonts w:ascii="Arial" w:hAnsi="Arial" w:eastAsia="Arial" w:cs="Arial"/>
+                <w:i w:val="false"/>
+                <w:b w:val="false"/>
+                <w:u w:val="none"/>
+                <w:strike w:val="false"/>
+                <w:sz w:val="18"/>
+                <w:szCs w:val="18"/>
+                <w:color w:val="000000"/>
+              </w:rPr>
+            </w:pPr>
+            <w:r>
+              <w:rPr>
+                <w:rFonts w:ascii="Arial" w:hAnsi="Arial" w:eastAsia="Arial" w:cs="Arial"/>
+                <w:i w:val="false"/>
+                <w:b w:val="false"/>
+                <w:u w:val="none"/>
+                <w:strike w:val="false"/>
                 <w:sz w:val="18"/>
                 <w:szCs w:val="18"/>
                 <w:color w:val="000000"/>
@@ -4295,31 +3642,34 @@
           </w:tcPr>
           <w:p>
             <w:pPr>
-              <w:jc w:val="center"/>
-              <w:pBdr>
-                <w:bottom w:val="none" w:sz="0" w:space="0" w:color="000000"/>
-                <w:top w:val="none" w:sz="0" w:space="0" w:color="000000"/>
-                <w:left w:val="none" w:sz="0" w:space="0" w:color="000000"/>
-                <w:right w:val="none" w:sz="0" w:space="0" w:color="000000"/>
-              </w:pBdr>
-              <w:spacing w:after="100" w:before="100" w:line="240"/>
-              <w:ind w:left="100" w:right="100" w:firstLine="0" w:firstLineChars="0"/>
-              <w:rPr>
-                <w:rFonts w:ascii="Arial" w:hAnsi="Arial" w:eastAsia="Arial" w:cs="Arial"/>
-                <w:i w:val="false"/>
-                <w:b w:val="false"/>
-                <w:u w:val="none"/>
-                <w:sz w:val="18"/>
-                <w:szCs w:val="18"/>
-                <w:color w:val="000000"/>
-              </w:rPr>
-            </w:pPr>
-            <w:r>
-              <w:rPr>
-                <w:rFonts w:ascii="Arial" w:hAnsi="Arial" w:eastAsia="Arial" w:cs="Arial"/>
-                <w:i w:val="false"/>
-                <w:b w:val="false"/>
-                <w:u w:val="none"/>
+              <w:pStyle w:val="Normal"/>
+              <w:jc w:val="center"/>
+              <w:pBdr>
+                <w:bottom w:val="none" w:sz="0" w:space="0" w:color="000000"/>
+                <w:top w:val="none" w:sz="0" w:space="0" w:color="000000"/>
+                <w:left w:val="none" w:sz="0" w:space="0" w:color="000000"/>
+                <w:right w:val="none" w:sz="0" w:space="0" w:color="000000"/>
+              </w:pBdr>
+              <w:spacing w:after="100" w:before="100" w:line="240"/>
+              <w:ind w:left="100" w:right="100" w:firstLine="0" w:firstLineChars="0"/>
+              <w:rPr>
+                <w:rFonts w:ascii="Arial" w:hAnsi="Arial" w:eastAsia="Arial" w:cs="Arial"/>
+                <w:i w:val="false"/>
+                <w:b w:val="false"/>
+                <w:u w:val="none"/>
+                <w:strike w:val="false"/>
+                <w:sz w:val="18"/>
+                <w:szCs w:val="18"/>
+                <w:color w:val="000000"/>
+              </w:rPr>
+            </w:pPr>
+            <w:r>
+              <w:rPr>
+                <w:rFonts w:ascii="Arial" w:hAnsi="Arial" w:eastAsia="Arial" w:cs="Arial"/>
+                <w:i w:val="false"/>
+                <w:b w:val="false"/>
+                <w:u w:val="none"/>
+                <w:strike w:val="false"/>
                 <w:sz w:val="18"/>
                 <w:szCs w:val="18"/>
                 <w:color w:val="000000"/>
